--- a/docs/normas/guia-revisao-v2.docx
+++ b/docs/normas/guia-revisao-v2.docx
@@ -76,7 +76,7 @@
         <w:rPr>
           <w:i/>
         </w:rPr>
-        <w:t>Guia - SISTEMA DE REVISÃO E GOVERNANÇA TERMINOLÓGICA.docx</w:t>
+        <w:t>docs/legado/2026-09-guia-v1/guia-sistema-de-revisao-e-governanca-terminologica-v1.docx</w:t>
       </w:r>
       <w:r>
         <w:t xml:space="preserve"> (v1).</w:t>
@@ -132,7 +132,7 @@
           <w:rFonts w:ascii="Consolas" w:hAnsi="Consolas"/>
           <w:sz w:val="20"/>
         </w:rPr>
-        <w:t>analise/RESOLUCAO-DE-CONFLITOS.md</w:t>
+        <w:t>docs/normas/resolucao-de-conflitos.md</w:t>
       </w:r>
       <w:r>
         <w:t xml:space="preserve"> (resolução dos oito conflitos da base — leitura obrigatória antes da primeira revisão)</w:t>
@@ -238,7 +238,7 @@
               <w:rPr>
                 <w:sz w:val="20"/>
               </w:rPr>
-              <w:t>A fonte de verdade passou a ser KB-RC/ (canonico.json + biblio.json + termos/.md). A planilha base-terminologica.xlsx fica como fonte legada de conferência.</w:t>
+              <w:t>A fonte de verdade passou a ser KB-RC/ (canonico.json + biblio.json + termos/.md). A planilha docs/legado/2026-09-base-terminologica.xlsx fica como fonte legada de conferência.</w:t>
             </w:r>
           </w:p>
         </w:tc>
@@ -1000,7 +1000,7 @@
           <w:rFonts w:ascii="Consolas" w:hAnsi="Consolas"/>
           <w:sz w:val="20"/>
         </w:rPr>
-        <w:t>analise/&lt;slug&gt;/diagnostico.md</w:t>
+        <w:t>transcricoes/&lt;slug&gt;/10-diagnostico/diagnostico.md</w:t>
       </w:r>
       <w:r>
         <w:t xml:space="preserve"> + </w:t>
@@ -1025,7 +1025,7 @@
           <w:rFonts w:ascii="Consolas" w:hAnsi="Consolas"/>
           <w:sz w:val="20"/>
         </w:rPr>
-        <w:t>analise/&lt;slug&gt;/variantes-propostas.csv</w:t>
+        <w:t>transcricoes/&lt;slug&gt;/10-diagnostico/variantes-propostas.csv</w:t>
       </w:r>
       <w:r>
         <w:t xml:space="preserve"> — fila de decisão.</w:t>
@@ -1040,7 +1040,7 @@
           <w:rFonts w:ascii="Consolas" w:hAnsi="Consolas"/>
           <w:sz w:val="20"/>
         </w:rPr>
-        <w:t>analise/&lt;slug&gt;/ausentes-da-base.csv</w:t>
+        <w:t>transcricoes/&lt;slug&gt;/10-diagnostico/ausentes-da-base.csv</w:t>
       </w:r>
       <w:r>
         <w:t xml:space="preserve"> — candidatos a novo registro na KB.</w:t>
@@ -1055,7 +1055,7 @@
           <w:rFonts w:ascii="Consolas" w:hAnsi="Consolas"/>
           <w:sz w:val="20"/>
         </w:rPr>
-        <w:t>analise/&lt;slug&gt;/blocos/bloco-N.md</w:t>
+        <w:t>transcricoes/&lt;slug&gt;/20-blocos/bloco-NN.md</w:t>
       </w:r>
       <w:r>
         <w:t xml:space="preserve"> — os oito blocos revisados (fonte versionável).</w:t>
@@ -1085,7 +1085,7 @@
           <w:rFonts w:ascii="Consolas" w:hAnsi="Consolas"/>
           <w:sz w:val="20"/>
         </w:rPr>
-        <w:t>analise/&lt;slug&gt;/DEVOLUCAO-A-KB.md</w:t>
+        <w:t>transcricoes/&lt;slug&gt;/40-devolucao/devolucao-a-kb.md</w:t>
       </w:r>
       <w:r>
         <w:t xml:space="preserve"> — achados que a revisão devolve à base (§15).</w:t>
@@ -1325,7 +1325,7 @@
               <w:rPr>
                 <w:sz w:val="20"/>
               </w:rPr>
-              <w:t>base-terminologica.xlsx</w:t>
+              <w:t>docs/legado/2026-09-base-terminologica.xlsx</w:t>
             </w:r>
           </w:p>
         </w:tc>
@@ -2325,7 +2325,7 @@
               <w:rPr>
                 <w:sz w:val="20"/>
               </w:rPr>
-              <w:t>ferramentas/variantes-kb-extraidas.csv (1.590 pares; 299 regras de substituição)</w:t>
+              <w:t>ferramentas/dados/variantes-kb-extraidas.csv (1.590 pares; 299 regras de substituição)</w:t>
             </w:r>
           </w:p>
         </w:tc>
@@ -2383,7 +2383,7 @@
               <w:rPr>
                 <w:sz w:val="20"/>
               </w:rPr>
-              <w:t>ferramentas/externos.csv (34 entidades) — busca externa autorizada</w:t>
+              <w:t>ferramentas/dados/externos.csv (34 entidades) — busca externa autorizada</w:t>
             </w:r>
           </w:p>
         </w:tc>
@@ -3356,7 +3356,7 @@
           <w:rFonts w:ascii="Consolas" w:hAnsi="Consolas"/>
           <w:sz w:val="20"/>
         </w:rPr>
-        <w:t>ferramentas/vocabular-guarda-pt.txt</w:t>
+        <w:t>ferramentas/dados/vocabular-guarda-pt.txt</w:t>
       </w:r>
       <w:r>
         <w:t>, 1.878 entradas) sem contexto inequívoco.</w:t>
@@ -4887,7 +4887,7 @@
           <w:rFonts w:ascii="Consolas" w:hAnsi="Consolas"/>
           <w:sz w:val="20"/>
         </w:rPr>
-        <w:t>ferramentas/externos.csv</w:t>
+        <w:t>ferramentas/dados/externos.csv</w:t>
       </w:r>
       <w:r>
         <w:t xml:space="preserve"> — colunas </w:t>
@@ -7044,7 +7044,7 @@
         <w:br/>
         <w:t>python ferramentas/rc_diagnostico.py "&lt;Título&gt;.txt" --kb KB-RC \</w:t>
         <w:br/>
-        <w:t xml:space="preserve">    --saida "analise/&lt;slug&gt;"</w:t>
+        <w:t xml:space="preserve">    --saida "transcricoes/&lt;slug&gt;"</w:t>
       </w:r>
     </w:p>
     <w:p>
@@ -7243,7 +7243,7 @@
           <w:rFonts w:ascii="Consolas" w:hAnsi="Consolas"/>
           <w:sz w:val="20"/>
         </w:rPr>
-        <w:t>analise/&lt;slug&gt;/blocos/bloco-N.md</w:t>
+        <w:t>transcricoes/&lt;slug&gt;/20-blocos/bloco-NN.md</w:t>
       </w:r>
       <w:r>
         <w:t>.</w:t>
@@ -7282,9 +7282,9 @@
           <w:rFonts w:ascii="Consolas" w:hAnsi="Consolas"/>
           <w:sz w:val="18"/>
         </w:rPr>
-        <w:t>python ferramentas/rc_docx.py analise/&lt;slug&gt;/blocos/*.md \</w:t>
+        <w:t>python ferramentas/rc_docx.py transcricoes/&lt;slug&gt;/20-blocos/*.md \</w:t>
         <w:br/>
-        <w:t xml:space="preserve">    --lexico analise/&lt;slug&gt;/dossie-bloco.txt \</w:t>
+        <w:t xml:space="preserve">    --lexico transcricoes/&lt;slug&gt;/10-diagnostico/dossie-bloco.txt \</w:t>
         <w:br/>
         <w:t xml:space="preserve">    --saida "&lt;Título&gt; (revisado).docx" \</w:t>
         <w:br/>
@@ -7292,9 +7292,9 @@
         <w:br/>
         <w:t xml:space="preserve">    --subtitulo "Transcrição revisada — padronização terminológica conforme as Revelações Cósmicas" \</w:t>
         <w:br/>
-        <w:t xml:space="preserve">    --validar analise/&lt;slug&gt;/variantes-propostas.csv</w:t>
+        <w:t xml:space="preserve">    --validar transcricoes/&lt;slug&gt;/10-diagnostico/variantes-propostas.csv</w:t>
         <w:br/>
-        <w:t>python ferramentas/md_para_docx.py analise/&lt;slug&gt;/DEVOLUCAO-A-KB.md --saida analise/&lt;slug&gt;/DEVOLUCAO-A-KB.docx</w:t>
+        <w:t>python ferramentas/md_para_docx.py transcricoes/&lt;slug&gt;/40-devolucao/devolucao-a-kb.md --saida transcricoes/&lt;slug&gt;/40-devolucao/devolucao-a-kb.docx</w:t>
       </w:r>
     </w:p>
     <w:p>
@@ -7902,7 +7902,7 @@
           <w:rFonts w:ascii="Consolas" w:hAnsi="Consolas"/>
           <w:sz w:val="20"/>
         </w:rPr>
-        <w:t>analise/&lt;slug&gt;/DEVOLUCAO-A-KB.md</w:t>
+        <w:t>transcricoes/&lt;slug&gt;/40-devolucao/devolucao-a-kb.md</w:t>
       </w:r>
       <w:r>
         <w:t>, com quatro seções:</w:t>
@@ -8339,7 +8339,7 @@
               <w:rPr>
                 <w:sz w:val="20"/>
               </w:rPr>
-              <w:t>analise/&lt;slug&gt;/</w:t>
+              <w:t>transcricoes/&lt;slug&gt;/</w:t>
             </w:r>
           </w:p>
         </w:tc>
@@ -8446,7 +8446,7 @@
           <w:rFonts w:ascii="Consolas" w:hAnsi="Consolas"/>
           <w:sz w:val="20"/>
         </w:rPr>
-        <w:t>ferramentas/vocabular-guarda-pt.txt</w:t>
+        <w:t>ferramentas/dados/vocabular-guarda-pt.txt</w:t>
       </w:r>
       <w:r>
         <w:t xml:space="preserve"> (1.878 formas comuns), </w:t>
@@ -8456,7 +8456,7 @@
           <w:rFonts w:ascii="Consolas" w:hAnsi="Consolas"/>
           <w:sz w:val="20"/>
         </w:rPr>
-        <w:t>ferramentas/sementes-variantes-stt.csv</w:t>
+        <w:t>ferramentas/dados/sementes-variantes-stt.csv</w:t>
       </w:r>
       <w:r>
         <w:t xml:space="preserve">, </w:t>
@@ -8466,7 +8466,7 @@
           <w:rFonts w:ascii="Consolas" w:hAnsi="Consolas"/>
           <w:sz w:val="20"/>
         </w:rPr>
-        <w:t>ferramentas/externos.csv</w:t>
+        <w:t>ferramentas/dados/externos.csv</w:t>
       </w:r>
       <w:r>
         <w:t xml:space="preserve"> (34 entidades), </w:t>
@@ -8476,7 +8476,7 @@
           <w:rFonts w:ascii="Consolas" w:hAnsi="Consolas"/>
           <w:sz w:val="20"/>
         </w:rPr>
-        <w:t>ferramentas/variantes-kb-extraidas.csv</w:t>
+        <w:t>ferramentas/dados/variantes-kb-extraidas.csv</w:t>
       </w:r>
       <w:r>
         <w:t xml:space="preserve"> (1.590 pares).</w:t>

--- a/docs/normas/guia-revisao-v2.docx
+++ b/docs/normas/guia-revisao-v2.docx
@@ -1207,7 +1207,7 @@
               <w:rPr>
                 <w:sz w:val="20"/>
               </w:rPr>
-              <w:t>946 termos (formato canonico-1.1) + ≈1.887 relações tipadas</w:t>
+              <w:t>956 termos (formato canonico-1.1) + ≈1.900 relações tipadas</w:t>
             </w:r>
           </w:p>
         </w:tc>
@@ -1251,7 +1251,7 @@
               <w:rPr>
                 <w:sz w:val="20"/>
               </w:rPr>
-              <w:t>104 obras: 97 códigos B (B001–B098, falta B095), 3 ART, 1 PER, 1 EXT, 2 P</w:t>
+              <w:t>105 obras: 97 códigos B (B001–B098, falta B095), 3 ART, 1 PER, 1 EXT, 2 P, 1 Y (§2.5)</w:t>
             </w:r>
           </w:p>
         </w:tc>
@@ -1295,7 +1295,7 @@
               <w:rPr>
                 <w:sz w:val="20"/>
               </w:rPr>
-              <w:t>820 fichas (7,1 MB) com prosa curatorial</w:t>
+              <w:t>830 fichas com prosa curatorial</w:t>
             </w:r>
           </w:p>
         </w:tc>
@@ -2131,6 +2131,802 @@
     </w:p>
     <w:p>
       <w:pPr>
+        <w:pStyle w:val="Heading3"/>
+        <w:keepNext/>
+        <w:spacing w:before="200"/>
+      </w:pPr>
+      <w:r>
+        <w:rPr>
+          <w:rFonts w:ascii="Calibri" w:hAnsi="Calibri"/>
+          <w:b/>
+          <w:color w:val="1F3B57"/>
+          <w:sz w:val="22"/>
+        </w:rPr>
+        <w:t>2.5 Fontes audiovisuais — padrão Y (aprovado em 16/09/2026)</w:t>
+      </w:r>
+    </w:p>
+    <w:p>
+      <w:pPr>
+        <w:jc w:val="both"/>
+      </w:pPr>
+      <w:r>
+        <w:t>A base nasceu de livros (B###) e palestras (P####-MM-DD). Transcrição de YouTube não é nenhuma das</w:t>
+      </w:r>
+    </w:p>
+    <w:p>
+      <w:pPr>
+        <w:jc w:val="both"/>
+      </w:pPr>
+      <w:r>
+        <w:t xml:space="preserve">duas coisas, e citar uma fonte que não existe envenena a base — por isso o </w:t>
+      </w:r>
+      <w:r>
+        <w:rPr>
+          <w:b/>
+        </w:rPr>
+        <w:t>padrão Y</w:t>
+      </w:r>
+      <w:r>
+        <w:t>, aprovado</w:t>
+      </w:r>
+    </w:p>
+    <w:p>
+      <w:pPr>
+        <w:jc w:val="both"/>
+      </w:pPr>
+      <w:r>
+        <w:t>pelo Comandante em despacho de 16/09/2026.</w:t>
+      </w:r>
+    </w:p>
+    <w:p>
+      <w:pPr>
+        <w:jc w:val="both"/>
+      </w:pPr>
+      <w:r>
+        <w:rPr>
+          <w:b/>
+        </w:rPr>
+        <w:t>Código:</w:t>
+      </w:r>
+      <w:r>
+        <w:t xml:space="preserve"> </w:t>
+      </w:r>
+      <w:r>
+        <w:rPr>
+          <w:rFonts w:ascii="Consolas" w:hAnsi="Consolas"/>
+          <w:sz w:val="20"/>
+        </w:rPr>
+        <w:t>Y</w:t>
+      </w:r>
+      <w:r>
+        <w:t xml:space="preserve"> + data da transmissão ao vivo (ou da publicação, se não for live) — </w:t>
+      </w:r>
+      <w:r>
+        <w:rPr>
+          <w:rFonts w:ascii="Consolas" w:hAnsi="Consolas"/>
+          <w:sz w:val="20"/>
+        </w:rPr>
+        <w:t>Y2026-09-14</w:t>
+      </w:r>
+      <w:r>
+        <w:t>.</w:t>
+      </w:r>
+    </w:p>
+    <w:p>
+      <w:pPr>
+        <w:jc w:val="both"/>
+      </w:pPr>
+      <w:r>
+        <w:t xml:space="preserve">O código é da </w:t>
+      </w:r>
+      <w:r>
+        <w:rPr>
+          <w:b/>
+        </w:rPr>
+        <w:t>fonte</w:t>
+      </w:r>
+      <w:r>
+        <w:t>, não do vídeo: se o mesmo conteúdo reaparecer em outro canal, é outra fonte.</w:t>
+      </w:r>
+    </w:p>
+    <w:p>
+      <w:pPr>
+        <w:jc w:val="both"/>
+      </w:pPr>
+      <w:r>
+        <w:rPr>
+          <w:b/>
+        </w:rPr>
+        <w:t xml:space="preserve">Campos obrigatórios no registro de </w:t>
+      </w:r>
+      <w:r>
+        <w:rPr>
+          <w:rFonts w:ascii="Consolas" w:hAnsi="Consolas"/>
+          <w:b/>
+          <w:sz w:val="20"/>
+        </w:rPr>
+        <w:t>biblio.json</w:t>
+      </w:r>
+      <w:r>
+        <w:rPr>
+          <w:b/>
+        </w:rPr>
+        <w:t>:</w:t>
+      </w:r>
+    </w:p>
+    <w:tbl>
+      <w:tblPr>
+        <w:tblStyle w:val="LightGrid-Accent1"/>
+        <w:tblW w:type="auto" w:w="0"/>
+        <w:jc w:val="center"/>
+        <w:tblLook w:firstColumn="1" w:firstRow="1" w:lastColumn="0" w:lastRow="0" w:noHBand="0" w:noVBand="1" w:val="04A0"/>
+      </w:tblPr>
+      <w:tblGrid>
+        <w:gridCol w:w="4320"/>
+        <w:gridCol w:w="4320"/>
+      </w:tblGrid>
+      <w:tr>
+        <w:tc>
+          <w:tcPr>
+            <w:tcW w:type="dxa" w:w="4320"/>
+          </w:tcPr>
+          <w:p>
+            <w:r/>
+            <w:r>
+              <w:rPr>
+                <w:b/>
+                <w:sz w:val="20"/>
+              </w:rPr>
+              <w:t>Campo</w:t>
+            </w:r>
+          </w:p>
+        </w:tc>
+        <w:tc>
+          <w:tcPr>
+            <w:tcW w:type="dxa" w:w="4320"/>
+          </w:tcPr>
+          <w:p>
+            <w:r/>
+            <w:r>
+              <w:rPr>
+                <w:b/>
+                <w:sz w:val="20"/>
+              </w:rPr>
+              <w:t>Conteúdo</w:t>
+            </w:r>
+          </w:p>
+        </w:tc>
+      </w:tr>
+      <w:tr>
+        <w:tc>
+          <w:tcPr>
+            <w:tcW w:type="dxa" w:w="4320"/>
+          </w:tcPr>
+          <w:p>
+            <w:r/>
+            <w:r>
+              <w:rPr>
+                <w:sz w:val="20"/>
+              </w:rPr>
+              <w:t>codigo, titulo, subtitulo, editora, ano, status, nota</w:t>
+            </w:r>
+          </w:p>
+        </w:tc>
+        <w:tc>
+          <w:tcPr>
+            <w:tcW w:type="dxa" w:w="4320"/>
+          </w:tcPr>
+          <w:p>
+            <w:r/>
+            <w:r>
+              <w:rPr>
+                <w:sz w:val="20"/>
+              </w:rPr>
+              <w:t>os sete campos de sempre — editora recebe o canal, status usa o vocabulário existente (trabalhada quando a transcrição já foi revisada e devolvida)</w:t>
+            </w:r>
+          </w:p>
+        </w:tc>
+      </w:tr>
+      <w:tr>
+        <w:tc>
+          <w:tcPr>
+            <w:tcW w:type="dxa" w:w="4320"/>
+          </w:tcPr>
+          <w:p>
+            <w:r/>
+            <w:r>
+              <w:rPr>
+                <w:sz w:val="20"/>
+              </w:rPr>
+              <w:t>tipo</w:t>
+            </w:r>
+          </w:p>
+        </w:tc>
+        <w:tc>
+          <w:tcPr>
+            <w:tcW w:type="dxa" w:w="4320"/>
+          </w:tcPr>
+          <w:p>
+            <w:r/>
+            <w:r>
+              <w:rPr>
+                <w:sz w:val="20"/>
+              </w:rPr>
+              <w:t>audiovisual-youtube</w:t>
+            </w:r>
+          </w:p>
+        </w:tc>
+      </w:tr>
+      <w:tr>
+        <w:tc>
+          <w:tcPr>
+            <w:tcW w:type="dxa" w:w="4320"/>
+          </w:tcPr>
+          <w:p>
+            <w:r/>
+            <w:r>
+              <w:rPr>
+                <w:sz w:val="20"/>
+              </w:rPr>
+              <w:t>url</w:t>
+            </w:r>
+          </w:p>
+        </w:tc>
+        <w:tc>
+          <w:tcPr>
+            <w:tcW w:type="dxa" w:w="4320"/>
+          </w:tcPr>
+          <w:p>
+            <w:r/>
+            <w:r>
+              <w:rPr>
+                <w:sz w:val="20"/>
+              </w:rPr>
+              <w:t>o link. Sem URL não há registro: link é a única mídia que este repositório guarda (Plano §7)</w:t>
+            </w:r>
+          </w:p>
+        </w:tc>
+      </w:tr>
+      <w:tr>
+        <w:tc>
+          <w:tcPr>
+            <w:tcW w:type="dxa" w:w="4320"/>
+          </w:tcPr>
+          <w:p>
+            <w:r/>
+            <w:r>
+              <w:rPr>
+                <w:sz w:val="20"/>
+              </w:rPr>
+              <w:t>canal, data_publicacao, data_upload</w:t>
+            </w:r>
+          </w:p>
+        </w:tc>
+        <w:tc>
+          <w:tcPr>
+            <w:tcW w:type="dxa" w:w="4320"/>
+          </w:tcPr>
+          <w:p>
+            <w:r/>
+            <w:r>
+              <w:rPr>
+                <w:sz w:val="20"/>
+              </w:rPr>
+              <w:t>o canal e as duas datas — publicação e upload costumam diferir</w:t>
+            </w:r>
+          </w:p>
+        </w:tc>
+      </w:tr>
+      <w:tr>
+        <w:tc>
+          <w:tcPr>
+            <w:tcW w:type="dxa" w:w="4320"/>
+          </w:tcPr>
+          <w:p>
+            <w:r/>
+            <w:r>
+              <w:rPr>
+                <w:sz w:val="20"/>
+              </w:rPr>
+              <w:t>duracao, duracao_min</w:t>
+            </w:r>
+          </w:p>
+        </w:tc>
+        <w:tc>
+          <w:tcPr>
+            <w:tcW w:type="dxa" w:w="4320"/>
+          </w:tcPr>
+          <w:p>
+            <w:r/>
+            <w:r>
+              <w:rPr>
+                <w:sz w:val="20"/>
+              </w:rPr>
+              <w:t>conferidas na plataforma, não estimadas</w:t>
+            </w:r>
+          </w:p>
+        </w:tc>
+      </w:tr>
+      <w:tr>
+        <w:tc>
+          <w:tcPr>
+            <w:tcW w:type="dxa" w:w="4320"/>
+          </w:tcPr>
+          <w:p>
+            <w:r/>
+            <w:r>
+              <w:rPr>
+                <w:sz w:val="20"/>
+              </w:rPr>
+              <w:t>forma_captura</w:t>
+            </w:r>
+          </w:p>
+        </w:tc>
+        <w:tc>
+          <w:tcPr>
+            <w:tcW w:type="dxa" w:w="4320"/>
+          </w:tcPr>
+          <w:p>
+            <w:r/>
+            <w:r>
+              <w:rPr>
+                <w:sz w:val="20"/>
+              </w:rPr>
+              <w:t>como o texto foi obtido (youtube-autosub, whisper, legenda oficial…)</w:t>
+            </w:r>
+          </w:p>
+        </w:tc>
+      </w:tr>
+      <w:tr>
+        <w:tc>
+          <w:tcPr>
+            <w:tcW w:type="dxa" w:w="4320"/>
+          </w:tcPr>
+          <w:p>
+            <w:r/>
+            <w:r>
+              <w:rPr>
+                <w:sz w:val="20"/>
+              </w:rPr>
+              <w:t>confiabilidade</w:t>
+            </w:r>
+          </w:p>
+        </w:tc>
+        <w:tc>
+          <w:tcPr>
+            <w:tcW w:type="dxa" w:w="4320"/>
+          </w:tcPr>
+          <w:p>
+            <w:r/>
+            <w:r>
+              <w:rPr>
+                <w:sz w:val="20"/>
+              </w:rPr>
+              <w:t>em geral média — STT; sobe a alta com legenda oficial ou conferência contra o áudio</w:t>
+            </w:r>
+          </w:p>
+        </w:tc>
+      </w:tr>
+      <w:tr>
+        <w:tc>
+          <w:tcPr>
+            <w:tcW w:type="dxa" w:w="4320"/>
+          </w:tcPr>
+          <w:p>
+            <w:r/>
+            <w:r>
+              <w:rPr>
+                <w:sz w:val="20"/>
+              </w:rPr>
+              <w:t>slug</w:t>
+            </w:r>
+          </w:p>
+        </w:tc>
+        <w:tc>
+          <w:tcPr>
+            <w:tcW w:type="dxa" w:w="4320"/>
+          </w:tcPr>
+          <w:p>
+            <w:r/>
+            <w:r>
+              <w:rPr>
+                <w:sz w:val="20"/>
+              </w:rPr>
+              <w:t>onde a transcrição vive no repositório</w:t>
+            </w:r>
+          </w:p>
+        </w:tc>
+      </w:tr>
+      <w:tr>
+        <w:tc>
+          <w:tcPr>
+            <w:tcW w:type="dxa" w:w="4320"/>
+          </w:tcPr>
+          <w:p>
+            <w:r/>
+            <w:r>
+              <w:rPr>
+                <w:sz w:val="20"/>
+              </w:rPr>
+              <w:t>midia_arquivada</w:t>
+            </w:r>
+          </w:p>
+        </w:tc>
+        <w:tc>
+          <w:tcPr>
+            <w:tcW w:type="dxa" w:w="4320"/>
+          </w:tcPr>
+          <w:p>
+            <w:r/>
+            <w:r>
+              <w:rPr>
+                <w:sz w:val="20"/>
+              </w:rPr>
+              <w:t>false — e assim continua; vídeo jamais entra no Git comum</w:t>
+            </w:r>
+          </w:p>
+        </w:tc>
+      </w:tr>
+      <w:tr>
+        <w:tc>
+          <w:tcPr>
+            <w:tcW w:type="dxa" w:w="4320"/>
+          </w:tcPr>
+          <w:p>
+            <w:r/>
+            <w:r>
+              <w:rPr>
+                <w:sz w:val="20"/>
+              </w:rPr>
+              <w:t>consultado_em</w:t>
+            </w:r>
+          </w:p>
+        </w:tc>
+        <w:tc>
+          <w:tcPr>
+            <w:tcW w:type="dxa" w:w="4320"/>
+          </w:tcPr>
+          <w:p>
+            <w:r/>
+            <w:r>
+              <w:rPr>
+                <w:sz w:val="20"/>
+              </w:rPr>
+              <w:t>data da última conferência do link</w:t>
+            </w:r>
+          </w:p>
+        </w:tc>
+      </w:tr>
+    </w:tbl>
+    <w:p/>
+    <w:p>
+      <w:pPr>
+        <w:jc w:val="both"/>
+      </w:pPr>
+      <w:r>
+        <w:rPr>
+          <w:b/>
+        </w:rPr>
+        <w:t>Consequências para a revisão:</w:t>
+      </w:r>
+    </w:p>
+    <w:p>
+      <w:pPr>
+        <w:pStyle w:val="ListBullet"/>
+        <w:ind w:left="360"/>
+      </w:pPr>
+      <w:r>
+        <w:t xml:space="preserve">termo novo nascido de fonte Y entra como </w:t>
+      </w:r>
+      <w:r>
+        <w:rPr>
+          <w:b/>
+        </w:rPr>
+        <w:t>provisório</w:t>
+      </w:r>
+      <w:r>
+        <w:t xml:space="preserve"> ou </w:t>
+      </w:r>
+      <w:r>
+        <w:rPr>
+          <w:b/>
+        </w:rPr>
+        <w:t>candidato</w:t>
+      </w:r>
+      <w:r>
+        <w:t>, nunca como verificado:</w:t>
+      </w:r>
+    </w:p>
+    <w:p>
+      <w:pPr>
+        <w:jc w:val="both"/>
+      </w:pPr>
+      <w:r>
+        <w:t xml:space="preserve">  uma única fonte audiovisual, sem pontuação e com nomes próprios instáveis não sustenta promoção.</w:t>
+      </w:r>
+    </w:p>
+    <w:p>
+      <w:pPr>
+        <w:jc w:val="both"/>
+      </w:pPr>
+      <w:r>
+        <w:t xml:space="preserve">  A promoção vem com obra primária ou segunda fonte;</w:t>
+      </w:r>
+    </w:p>
+    <w:p>
+      <w:pPr>
+        <w:pStyle w:val="ListBullet"/>
+        <w:ind w:left="360"/>
+      </w:pPr>
+      <w:r>
+        <w:rPr>
+          <w:rFonts w:ascii="Consolas" w:hAnsi="Consolas"/>
+          <w:sz w:val="20"/>
+        </w:rPr>
+        <w:t>confianca_fonte</w:t>
+      </w:r>
+      <w:r>
+        <w:t xml:space="preserve"> de fonte Y é </w:t>
+      </w:r>
+      <w:r>
+        <w:rPr>
+          <w:b/>
+        </w:rPr>
+        <w:t>média</w:t>
+      </w:r>
+      <w:r>
+        <w:t xml:space="preserve"> (§2.3: substituir e citar o código na nota de trabalho);</w:t>
+      </w:r>
+    </w:p>
+    <w:p>
+      <w:pPr>
+        <w:pStyle w:val="ListBullet"/>
+        <w:ind w:left="360"/>
+      </w:pPr>
+      <w:r>
+        <w:t xml:space="preserve">a ficha registra em </w:t>
+      </w:r>
+      <w:r>
+        <w:rPr>
+          <w:rFonts w:ascii="Consolas" w:hAnsi="Consolas"/>
+          <w:sz w:val="20"/>
+        </w:rPr>
+        <w:t>## Fontes</w:t>
+      </w:r>
+      <w:r>
+        <w:t xml:space="preserve"> o código Y e, em </w:t>
+      </w:r>
+      <w:r>
+        <w:rPr>
+          <w:rFonts w:ascii="Consolas" w:hAnsi="Consolas"/>
+          <w:sz w:val="20"/>
+        </w:rPr>
+        <w:t>## Observações</w:t>
+      </w:r>
+      <w:r>
+        <w:t>, o bloco da transcrição onde o</w:t>
+      </w:r>
+    </w:p>
+    <w:p>
+      <w:pPr>
+        <w:jc w:val="both"/>
+      </w:pPr>
+      <w:r>
+        <w:t xml:space="preserve">  termo aparece — o ponteiro para a evidência é o slug + bloco, não a minutagem do vídeo;</w:t>
+      </w:r>
+    </w:p>
+    <w:p>
+      <w:pPr>
+        <w:pStyle w:val="ListBullet"/>
+        <w:ind w:left="360"/>
+      </w:pPr>
+      <w:r>
+        <w:t xml:space="preserve">o mesmo URL vai em três lugares, que precisam concordar: </w:t>
+      </w:r>
+      <w:r>
+        <w:rPr>
+          <w:rFonts w:ascii="Consolas" w:hAnsi="Consolas"/>
+          <w:sz w:val="20"/>
+        </w:rPr>
+        <w:t>biblio.json</w:t>
+      </w:r>
+      <w:r>
+        <w:t xml:space="preserve">, </w:t>
+      </w:r>
+      <w:r>
+        <w:rPr>
+          <w:rFonts w:ascii="Consolas" w:hAnsi="Consolas"/>
+          <w:sz w:val="20"/>
+        </w:rPr>
+        <w:t>00-fonte/metadados.yaml</w:t>
+      </w:r>
+    </w:p>
+    <w:p>
+      <w:pPr>
+        <w:jc w:val="both"/>
+      </w:pPr>
+      <w:r>
+        <w:t xml:space="preserve">  e </w:t>
+      </w:r>
+      <w:r>
+        <w:rPr>
+          <w:rFonts w:ascii="Consolas" w:hAnsi="Consolas"/>
+          <w:sz w:val="20"/>
+        </w:rPr>
+        <w:t>00-fonte/midia/README.md</w:t>
+      </w:r>
+      <w:r>
+        <w:t>;</w:t>
+      </w:r>
+    </w:p>
+    <w:p>
+      <w:pPr>
+        <w:pStyle w:val="ListBullet"/>
+        <w:ind w:left="360"/>
+      </w:pPr>
+      <w:r>
+        <w:rPr>
+          <w:b/>
+        </w:rPr>
+        <w:t>a conferência é automática desde 16/09/2026</w:t>
+      </w:r>
+      <w:r>
+        <w:t xml:space="preserve">: </w:t>
+      </w:r>
+      <w:r>
+        <w:rPr>
+          <w:rFonts w:ascii="Consolas" w:hAnsi="Consolas"/>
+          <w:sz w:val="20"/>
+        </w:rPr>
+        <w:t>rc_indice.py --checar</w:t>
+      </w:r>
+      <w:r>
+        <w:t xml:space="preserve"> (passo do CI) recusa o</w:t>
+      </w:r>
+    </w:p>
+    <w:p>
+      <w:pPr>
+        <w:jc w:val="both"/>
+      </w:pPr>
+      <w:r>
+        <w:t xml:space="preserve">  catálogo de transcrição que, a partir de </w:t>
+      </w:r>
+      <w:r>
+        <w:rPr>
+          <w:rFonts w:ascii="Consolas" w:hAnsi="Consolas"/>
+          <w:sz w:val="20"/>
+        </w:rPr>
+        <w:t>30-produto</w:t>
+      </w:r>
+      <w:r>
+        <w:t>, não tenha URL, ou cuja URL não esteja em</w:t>
+      </w:r>
+    </w:p>
+    <w:p>
+      <w:pPr>
+        <w:jc w:val="both"/>
+      </w:pPr>
+      <w:r>
+        <w:t xml:space="preserve">  </w:t>
+      </w:r>
+      <w:r>
+        <w:rPr>
+          <w:rFonts w:ascii="Consolas" w:hAnsi="Consolas"/>
+          <w:sz w:val="20"/>
+        </w:rPr>
+        <w:t>biblio.json</w:t>
+      </w:r>
+      <w:r>
+        <w:t xml:space="preserve"> como fonte Y — e confere no sentido inverso (o </w:t>
+      </w:r>
+      <w:r>
+        <w:rPr>
+          <w:rFonts w:ascii="Consolas" w:hAnsi="Consolas"/>
+          <w:sz w:val="20"/>
+        </w:rPr>
+        <w:t>slug</w:t>
+      </w:r>
+      <w:r>
+        <w:t xml:space="preserve"> do registro Y tem de apontar</w:t>
+      </w:r>
+    </w:p>
+    <w:p>
+      <w:pPr>
+        <w:jc w:val="both"/>
+      </w:pPr>
+      <w:r>
+        <w:t xml:space="preserve">  para a pasta). Antes de </w:t>
+      </w:r>
+      <w:r>
+        <w:rPr>
+          <w:rFonts w:ascii="Consolas" w:hAnsi="Consolas"/>
+          <w:sz w:val="20"/>
+        </w:rPr>
+        <w:t>30-produto</w:t>
+      </w:r>
+      <w:r>
+        <w:t xml:space="preserve"> é aviso, não erro: pasta recém-criada não pode nascer</w:t>
+      </w:r>
+    </w:p>
+    <w:p>
+      <w:pPr>
+        <w:jc w:val="both"/>
+      </w:pPr>
+      <w:r>
+        <w:t xml:space="preserve">  reprovada, pela mesma razão que os portões têm o estado </w:t>
+      </w:r>
+      <w:r>
+        <w:rPr>
+          <w:rFonts w:ascii="Consolas" w:hAnsi="Consolas"/>
+          <w:sz w:val="20"/>
+        </w:rPr>
+        <w:t>N/A</w:t>
+      </w:r>
+      <w:r>
+        <w:t>.</w:t>
+      </w:r>
+    </w:p>
+    <w:p>
+      <w:pPr>
+        <w:jc w:val="both"/>
+      </w:pPr>
+      <w:r>
+        <w:rPr>
+          <w:b/>
+        </w:rPr>
+        <w:t>Primeira fonte Y:</w:t>
+      </w:r>
+      <w:r>
+        <w:t xml:space="preserve"> </w:t>
+      </w:r>
+      <w:r>
+        <w:rPr>
+          <w:rFonts w:ascii="Consolas" w:hAnsi="Consolas"/>
+          <w:sz w:val="20"/>
+        </w:rPr>
+        <w:t>Y2026-09-14</w:t>
+      </w:r>
+      <w:r>
+        <w:t xml:space="preserve"> — </w:t>
+      </w:r>
+      <w:r>
+        <w:rPr>
+          <w:i/>
+        </w:rPr>
+        <w:t>ASSISTA ANTES QUE SAIA DO AR - Jan Val Ellam</w:t>
+      </w:r>
+      <w:r>
+        <w:t>, canal</w:t>
+      </w:r>
+    </w:p>
+    <w:p>
+      <w:pPr>
+        <w:jc w:val="both"/>
+      </w:pPr>
+      <w:r>
+        <w:t xml:space="preserve">PARANORMAL EXPERIENCE, 2:25:50, slug </w:t>
+      </w:r>
+      <w:r>
+        <w:rPr>
+          <w:rFonts w:ascii="Consolas" w:hAnsi="Consolas"/>
+          <w:sz w:val="20"/>
+        </w:rPr>
+        <w:t>2026-09-14-revelacoes-cosmicas-urgente</w:t>
+      </w:r>
+      <w:r>
+        <w:t>. Originou o lote 02</w:t>
+      </w:r>
+    </w:p>
+    <w:p>
+      <w:pPr>
+        <w:jc w:val="both"/>
+      </w:pPr>
+      <w:r>
+        <w:t>de curadoria: 10 termos novos (RC-947 a RC-956).</w:t>
+      </w:r>
+    </w:p>
+    <w:p>
+      <w:pPr>
         <w:pStyle w:val="Heading2"/>
         <w:keepNext/>
         <w:spacing w:before="200"/>
@@ -2383,7 +3179,7 @@
               <w:rPr>
                 <w:sz w:val="20"/>
               </w:rPr>
-              <w:t>ferramentas/dados/externos.csv (34 entidades) — busca externa autorizada</w:t>
+              <w:t>ferramentas/dados/externos.csv (41 entidades) — busca externa autorizada</w:t>
             </w:r>
           </w:p>
         </w:tc>
@@ -8428,6 +9224,270 @@
                 <w:sz w:val="20"/>
               </w:rPr>
               <w:t>.docx</w:t>
+            </w:r>
+          </w:p>
+        </w:tc>
+      </w:tr>
+      <w:tr>
+        <w:tc>
+          <w:tcPr>
+            <w:tcW w:type="dxa" w:w="2880"/>
+          </w:tcPr>
+          <w:p>
+            <w:r/>
+            <w:r>
+              <w:rPr>
+                <w:sz w:val="20"/>
+              </w:rPr>
+              <w:t>ferramentas/rc_qa.py</w:t>
+            </w:r>
+          </w:p>
+        </w:tc>
+        <w:tc>
+          <w:tcPr>
+            <w:tcW w:type="dxa" w:w="2880"/>
+          </w:tcPr>
+          <w:p>
+            <w:r/>
+            <w:r>
+              <w:rPr>
+                <w:sz w:val="20"/>
+              </w:rPr>
+              <w:t>os oito portões de qualidade, por transcrição ou --tudo</w:t>
+            </w:r>
+          </w:p>
+        </w:tc>
+        <w:tc>
+          <w:tcPr>
+            <w:tcW w:type="dxa" w:w="2880"/>
+          </w:tcPr>
+          <w:p>
+            <w:r/>
+            <w:r>
+              <w:rPr>
+                <w:sz w:val="20"/>
+              </w:rPr>
+              <w:t>stdout, --json para o CI</w:t>
+            </w:r>
+          </w:p>
+        </w:tc>
+      </w:tr>
+      <w:tr>
+        <w:tc>
+          <w:tcPr>
+            <w:tcW w:type="dxa" w:w="2880"/>
+          </w:tcPr>
+          <w:p>
+            <w:r/>
+            <w:r>
+              <w:rPr>
+                <w:sz w:val="20"/>
+              </w:rPr>
+              <w:t>ferramentas/rc_indice.py</w:t>
+            </w:r>
+          </w:p>
+        </w:tc>
+        <w:tc>
+          <w:tcPr>
+            <w:tcW w:type="dxa" w:w="2880"/>
+          </w:tcPr>
+          <w:p>
+            <w:r/>
+            <w:r>
+              <w:rPr>
+                <w:sz w:val="20"/>
+              </w:rPr>
+              <w:t>catálogo das transcrições + fiscalização do padrão Y (§2.5)</w:t>
+            </w:r>
+          </w:p>
+        </w:tc>
+        <w:tc>
+          <w:tcPr>
+            <w:tcW w:type="dxa" w:w="2880"/>
+          </w:tcPr>
+          <w:p>
+            <w:r/>
+            <w:r>
+              <w:rPr>
+                <w:sz w:val="20"/>
+              </w:rPr>
+              <w:t>transcricoes/_indice.csv e .md</w:t>
+            </w:r>
+          </w:p>
+        </w:tc>
+      </w:tr>
+      <w:tr>
+        <w:tc>
+          <w:tcPr>
+            <w:tcW w:type="dxa" w:w="2880"/>
+          </w:tcPr>
+          <w:p>
+            <w:r/>
+            <w:r>
+              <w:rPr>
+                <w:sz w:val="20"/>
+              </w:rPr>
+              <w:t>ferramentas/rc_novo.py</w:t>
+            </w:r>
+          </w:p>
+        </w:tc>
+        <w:tc>
+          <w:tcPr>
+            <w:tcW w:type="dxa" w:w="2880"/>
+          </w:tcPr>
+          <w:p>
+            <w:r/>
+            <w:r>
+              <w:rPr>
+                <w:sz w:val="20"/>
+              </w:rPr>
+              <w:t>cria a pasta de transcrição nova a partir de transcricoes/_modelo/</w:t>
+            </w:r>
+          </w:p>
+        </w:tc>
+        <w:tc>
+          <w:tcPr>
+            <w:tcW w:type="dxa" w:w="2880"/>
+          </w:tcPr>
+          <w:p>
+            <w:r/>
+            <w:r>
+              <w:rPr>
+                <w:sz w:val="20"/>
+              </w:rPr>
+              <w:t>transcricoes/&lt;slug&gt;/</w:t>
+            </w:r>
+          </w:p>
+        </w:tc>
+      </w:tr>
+      <w:tr>
+        <w:tc>
+          <w:tcPr>
+            <w:tcW w:type="dxa" w:w="2880"/>
+          </w:tcPr>
+          <w:p>
+            <w:r/>
+            <w:r>
+              <w:rPr>
+                <w:sz w:val="20"/>
+              </w:rPr>
+              <w:t>ferramentas/rc_ledger.py</w:t>
+            </w:r>
+          </w:p>
+        </w:tc>
+        <w:tc>
+          <w:tcPr>
+            <w:tcW w:type="dxa" w:w="2880"/>
+          </w:tcPr>
+          <w:p>
+            <w:r/>
+            <w:r>
+              <w:rPr>
+                <w:sz w:val="20"/>
+              </w:rPr>
+              <w:t>livro-razão da adjudicação: pendências, decisões, sobrevivências</w:t>
+            </w:r>
+          </w:p>
+        </w:tc>
+        <w:tc>
+          <w:tcPr>
+            <w:tcW w:type="dxa" w:w="2880"/>
+          </w:tcPr>
+          <w:p>
+            <w:r/>
+            <w:r>
+              <w:rPr>
+                <w:sz w:val="20"/>
+              </w:rPr>
+              <w:t>10-diagnostico/variantes-propostas.csv</w:t>
+            </w:r>
+          </w:p>
+        </w:tc>
+      </w:tr>
+      <w:tr>
+        <w:tc>
+          <w:tcPr>
+            <w:tcW w:type="dxa" w:w="2880"/>
+          </w:tcPr>
+          <w:p>
+            <w:r/>
+            <w:r>
+              <w:rPr>
+                <w:sz w:val="20"/>
+              </w:rPr>
+              <w:t>ferramentas/rc_curadoria.py</w:t>
+            </w:r>
+          </w:p>
+        </w:tc>
+        <w:tc>
+          <w:tcPr>
+            <w:tcW w:type="dxa" w:w="2880"/>
+          </w:tcPr>
+          <w:p>
+            <w:r/>
+            <w:r>
+              <w:rPr>
+                <w:sz w:val="20"/>
+              </w:rPr>
+              <w:t>aplica a fila: variante STT só entra se atestada no bruto</w:t>
+            </w:r>
+          </w:p>
+        </w:tc>
+        <w:tc>
+          <w:tcPr>
+            <w:tcW w:type="dxa" w:w="2880"/>
+          </w:tcPr>
+          <w:p>
+            <w:r/>
+            <w:r>
+              <w:rPr>
+                <w:sz w:val="20"/>
+              </w:rPr>
+              <w:t>fichas + fila + CHANGELOG.md</w:t>
+            </w:r>
+          </w:p>
+        </w:tc>
+      </w:tr>
+      <w:tr>
+        <w:tc>
+          <w:tcPr>
+            <w:tcW w:type="dxa" w:w="2880"/>
+          </w:tcPr>
+          <w:p>
+            <w:r/>
+            <w:r>
+              <w:rPr>
+                <w:sz w:val="20"/>
+              </w:rPr>
+              <w:t>ferramentas/rc_termo.py</w:t>
+            </w:r>
+          </w:p>
+        </w:tc>
+        <w:tc>
+          <w:tcPr>
+            <w:tcW w:type="dxa" w:w="2880"/>
+          </w:tcPr>
+          <w:p>
+            <w:r/>
+            <w:r>
+              <w:rPr>
+                <w:sz w:val="20"/>
+              </w:rPr>
+              <w:t>cria termo novo a partir de especificação validada (§2.5)</w:t>
+            </w:r>
+          </w:p>
+        </w:tc>
+        <w:tc>
+          <w:tcPr>
+            <w:tcW w:type="dxa" w:w="2880"/>
+          </w:tcPr>
+          <w:p>
+            <w:r/>
+            <w:r>
+              <w:rPr>
+                <w:sz w:val="20"/>
+              </w:rPr>
+              <w:t>ficha + canonico.json + fila + CHANGELOG.md</w:t>
             </w:r>
           </w:p>
         </w:tc>

--- a/docs/normas/guia-revisao-v2.docx
+++ b/docs/normas/guia-revisao-v2.docx
@@ -2927,6 +2927,958 @@
     </w:p>
     <w:p>
       <w:pPr>
+        <w:pStyle w:val="Heading3"/>
+        <w:keepNext/>
+        <w:spacing w:before="200"/>
+      </w:pPr>
+      <w:r>
+        <w:rPr>
+          <w:rFonts w:ascii="Calibri" w:hAnsi="Calibri"/>
+          <w:b/>
+          <w:color w:val="1F3B57"/>
+          <w:sz w:val="22"/>
+        </w:rPr>
+        <w:t>2.6 Camadas de texto — bruto, derivado e saída (norma de 16/09/2026)</w:t>
+      </w:r>
+    </w:p>
+    <w:p>
+      <w:pPr>
+        <w:jc w:val="both"/>
+      </w:pPr>
+      <w:r>
+        <w:t xml:space="preserve">Uma pasta de transcrição guarda </w:t>
+      </w:r>
+      <w:r>
+        <w:rPr>
+          <w:b/>
+        </w:rPr>
+        <w:t>até três textos</w:t>
+      </w:r>
+      <w:r>
+        <w:t>. Confundir as camadas é o erro mais caro deste</w:t>
+      </w:r>
+    </w:p>
+    <w:p>
+      <w:pPr>
+        <w:jc w:val="both"/>
+      </w:pPr>
+      <w:r>
+        <w:t>fluxo: o que a casa assina é a saída, mas o único irrefutável é o bruto.</w:t>
+      </w:r>
+    </w:p>
+    <w:tbl>
+      <w:tblPr>
+        <w:tblStyle w:val="LightGrid-Accent1"/>
+        <w:tblW w:type="auto" w:w="0"/>
+        <w:jc w:val="center"/>
+        <w:tblLook w:firstColumn="1" w:firstRow="1" w:lastColumn="0" w:lastRow="0" w:noHBand="0" w:noVBand="1" w:val="04A0"/>
+      </w:tblPr>
+      <w:tblGrid>
+        <w:gridCol w:w="2160"/>
+        <w:gridCol w:w="2160"/>
+        <w:gridCol w:w="2160"/>
+        <w:gridCol w:w="2160"/>
+      </w:tblGrid>
+      <w:tr>
+        <w:tc>
+          <w:tcPr>
+            <w:tcW w:type="dxa" w:w="2160"/>
+          </w:tcPr>
+          <w:p>
+            <w:r/>
+            <w:r>
+              <w:rPr>
+                <w:b/>
+                <w:sz w:val="20"/>
+              </w:rPr>
+              <w:t>camada</w:t>
+            </w:r>
+          </w:p>
+        </w:tc>
+        <w:tc>
+          <w:tcPr>
+            <w:tcW w:type="dxa" w:w="2160"/>
+          </w:tcPr>
+          <w:p>
+            <w:r/>
+            <w:r>
+              <w:rPr>
+                <w:b/>
+                <w:sz w:val="20"/>
+              </w:rPr>
+              <w:t>arquivo canônico</w:t>
+            </w:r>
+          </w:p>
+        </w:tc>
+        <w:tc>
+          <w:tcPr>
+            <w:tcW w:type="dxa" w:w="2160"/>
+          </w:tcPr>
+          <w:p>
+            <w:r/>
+            <w:r>
+              <w:rPr>
+                <w:b/>
+                <w:sz w:val="20"/>
+              </w:rPr>
+              <w:t>natureza</w:t>
+            </w:r>
+          </w:p>
+        </w:tc>
+        <w:tc>
+          <w:tcPr>
+            <w:tcW w:type="dxa" w:w="2160"/>
+          </w:tcPr>
+          <w:p>
+            <w:r/>
+            <w:r>
+              <w:rPr>
+                <w:b/>
+                <w:sz w:val="20"/>
+              </w:rPr>
+              <w:t>portão</w:t>
+            </w:r>
+          </w:p>
+        </w:tc>
+      </w:tr>
+      <w:tr>
+        <w:tc>
+          <w:tcPr>
+            <w:tcW w:type="dxa" w:w="2160"/>
+          </w:tcPr>
+          <w:p>
+            <w:r/>
+            <w:r>
+              <w:rPr>
+                <w:sz w:val="20"/>
+              </w:rPr>
+              <w:t>fonte</w:t>
+            </w:r>
+          </w:p>
+        </w:tc>
+        <w:tc>
+          <w:tcPr>
+            <w:tcW w:type="dxa" w:w="2160"/>
+          </w:tcPr>
+          <w:p>
+            <w:r/>
+            <w:r>
+              <w:rPr>
+                <w:sz w:val="20"/>
+              </w:rPr>
+              <w:t>00-fonte/transcricao-bruta.txt</w:t>
+            </w:r>
+          </w:p>
+        </w:tc>
+        <w:tc>
+          <w:tcPr>
+            <w:tcW w:type="dxa" w:w="2160"/>
+          </w:tcPr>
+          <w:p>
+            <w:r/>
+            <w:r>
+              <w:rPr>
+                <w:sz w:val="20"/>
+              </w:rPr>
+              <w:t>saída do STT, imutável</w:t>
+            </w:r>
+          </w:p>
+        </w:tc>
+        <w:tc>
+          <w:tcPr>
+            <w:tcW w:type="dxa" w:w="2160"/>
+          </w:tcPr>
+          <w:p>
+            <w:r/>
+            <w:r>
+              <w:rPr>
+                <w:sz w:val="20"/>
+              </w:rPr>
+              <w:t>G1 (sha256)</w:t>
+            </w:r>
+          </w:p>
+        </w:tc>
+      </w:tr>
+      <w:tr>
+        <w:tc>
+          <w:tcPr>
+            <w:tcW w:type="dxa" w:w="2160"/>
+          </w:tcPr>
+          <w:p>
+            <w:r/>
+            <w:r>
+              <w:rPr>
+                <w:sz w:val="20"/>
+              </w:rPr>
+              <w:t>trabalho</w:t>
+            </w:r>
+          </w:p>
+        </w:tc>
+        <w:tc>
+          <w:tcPr>
+            <w:tcW w:type="dxa" w:w="2160"/>
+          </w:tcPr>
+          <w:p>
+            <w:r/>
+            <w:r>
+              <w:rPr>
+                <w:sz w:val="20"/>
+              </w:rPr>
+              <w:t>00-fonte/transcricao-pontuada.txt</w:t>
+            </w:r>
+          </w:p>
+        </w:tc>
+        <w:tc>
+          <w:tcPr>
+            <w:tcW w:type="dxa" w:w="2160"/>
+          </w:tcPr>
+          <w:p>
+            <w:r/>
+            <w:r>
+              <w:rPr>
+                <w:sz w:val="20"/>
+              </w:rPr>
+              <w:t>derivado de outra ferramenta (NotebookLM e afins)</w:t>
+            </w:r>
+          </w:p>
+        </w:tc>
+        <w:tc>
+          <w:tcPr>
+            <w:tcW w:type="dxa" w:w="2160"/>
+          </w:tcPr>
+          <w:p>
+            <w:r/>
+            <w:r>
+              <w:rPr>
+                <w:sz w:val="20"/>
+              </w:rPr>
+              <w:t>G9</w:t>
+            </w:r>
+          </w:p>
+        </w:tc>
+      </w:tr>
+      <w:tr>
+        <w:tc>
+          <w:tcPr>
+            <w:tcW w:type="dxa" w:w="2160"/>
+          </w:tcPr>
+          <w:p>
+            <w:r/>
+            <w:r>
+              <w:rPr>
+                <w:sz w:val="20"/>
+              </w:rPr>
+              <w:t>saída</w:t>
+            </w:r>
+          </w:p>
+        </w:tc>
+        <w:tc>
+          <w:tcPr>
+            <w:tcW w:type="dxa" w:w="2160"/>
+          </w:tcPr>
+          <w:p>
+            <w:r/>
+            <w:r>
+              <w:rPr>
+                <w:sz w:val="20"/>
+              </w:rPr>
+              <w:t>20-blocos/bloco-NN.md + 30-produto/.docx</w:t>
+            </w:r>
+          </w:p>
+        </w:tc>
+        <w:tc>
+          <w:tcPr>
+            <w:tcW w:type="dxa" w:w="2160"/>
+          </w:tcPr>
+          <w:p>
+            <w:r/>
+            <w:r>
+              <w:rPr>
+                <w:sz w:val="20"/>
+              </w:rPr>
+              <w:t>texto revisado, assinado</w:t>
+            </w:r>
+          </w:p>
+        </w:tc>
+        <w:tc>
+          <w:tcPr>
+            <w:tcW w:type="dxa" w:w="2160"/>
+          </w:tcPr>
+          <w:p>
+            <w:r/>
+            <w:r>
+              <w:rPr>
+                <w:sz w:val="20"/>
+              </w:rPr>
+              <w:t>G2, G3, G5, G6</w:t>
+            </w:r>
+          </w:p>
+        </w:tc>
+      </w:tr>
+    </w:tbl>
+    <w:p/>
+    <w:p>
+      <w:pPr>
+        <w:jc w:val="both"/>
+      </w:pPr>
+      <w:r>
+        <w:t>Regras:</w:t>
+      </w:r>
+    </w:p>
+    <w:p>
+      <w:pPr>
+        <w:pStyle w:val="ListNumber"/>
+      </w:pPr>
+      <w:r>
+        <w:rPr>
+          <w:b/>
+        </w:rPr>
+        <w:t>Derivado nunca vira fonte.</w:t>
+      </w:r>
+      <w:r>
+        <w:t xml:space="preserve"> Ele é conveniência de trabalho — pontuação nativa, segmentação por</w:t>
+      </w:r>
+    </w:p>
+    <w:p>
+      <w:pPr>
+        <w:jc w:val="both"/>
+      </w:pPr>
+      <w:r>
+        <w:t xml:space="preserve">   turno, menos lacunas. Se o derivado se perde, o que sobrevive é o bruto; por isso o bruto é</w:t>
+      </w:r>
+    </w:p>
+    <w:p>
+      <w:pPr>
+        <w:jc w:val="both"/>
+      </w:pPr>
+      <w:r>
+        <w:t xml:space="preserve">   imutável e o derivado é </w:t>
+      </w:r>
+      <w:r>
+        <w:rPr>
+          <w:b/>
+        </w:rPr>
+        <w:t>medido</w:t>
+      </w:r>
+      <w:r>
+        <w:t>.</w:t>
+      </w:r>
+    </w:p>
+    <w:p>
+      <w:pPr>
+        <w:pStyle w:val="ListNumber"/>
+      </w:pPr>
+      <w:r>
+        <w:rPr>
+          <w:b/>
+        </w:rPr>
+        <w:t>Registro obrigatório</w:t>
+      </w:r>
+      <w:r>
+        <w:t xml:space="preserve"> em </w:t>
+      </w:r>
+      <w:r>
+        <w:rPr>
+          <w:rFonts w:ascii="Consolas" w:hAnsi="Consolas"/>
+          <w:sz w:val="20"/>
+        </w:rPr>
+        <w:t>00-fonte/metadados.yaml</w:t>
+      </w:r>
+      <w:r>
+        <w:t xml:space="preserve">, bloco </w:t>
+      </w:r>
+      <w:r>
+        <w:rPr>
+          <w:rFonts w:ascii="Consolas" w:hAnsi="Consolas"/>
+          <w:sz w:val="20"/>
+        </w:rPr>
+        <w:t>derivado:</w:t>
+      </w:r>
+      <w:r>
+        <w:t xml:space="preserve">: </w:t>
+      </w:r>
+      <w:r>
+        <w:rPr>
+          <w:rFonts w:ascii="Consolas" w:hAnsi="Consolas"/>
+          <w:sz w:val="20"/>
+        </w:rPr>
+        <w:t>arquivo</w:t>
+      </w:r>
+      <w:r>
+        <w:t>,</w:t>
+      </w:r>
+    </w:p>
+    <w:p>
+      <w:pPr>
+        <w:jc w:val="both"/>
+      </w:pPr>
+      <w:r>
+        <w:t xml:space="preserve">   </w:t>
+      </w:r>
+      <w:r>
+        <w:rPr>
+          <w:rFonts w:ascii="Consolas" w:hAnsi="Consolas"/>
+          <w:sz w:val="20"/>
+        </w:rPr>
+        <w:t>ferramenta</w:t>
+      </w:r>
+      <w:r>
+        <w:t xml:space="preserve">, </w:t>
+      </w:r>
+      <w:r>
+        <w:rPr>
+          <w:rFonts w:ascii="Consolas" w:hAnsi="Consolas"/>
+          <w:sz w:val="20"/>
+        </w:rPr>
+        <w:t>sha256</w:t>
+      </w:r>
+      <w:r>
+        <w:t xml:space="preserve">, </w:t>
+      </w:r>
+      <w:r>
+        <w:rPr>
+          <w:rFonts w:ascii="Consolas" w:hAnsi="Consolas"/>
+          <w:sz w:val="20"/>
+        </w:rPr>
+        <w:t>divergencia_maxima</w:t>
+      </w:r>
+      <w:r>
+        <w:t xml:space="preserve"> (teto padrão </w:t>
+      </w:r>
+      <w:r>
+        <w:rPr>
+          <w:rFonts w:ascii="Consolas" w:hAnsi="Consolas"/>
+          <w:sz w:val="20"/>
+        </w:rPr>
+        <w:t>0.05</w:t>
+      </w:r>
+      <w:r>
+        <w:t xml:space="preserve">) e </w:t>
+      </w:r>
+      <w:r>
+        <w:rPr>
+          <w:rFonts w:ascii="Consolas" w:hAnsi="Consolas"/>
+          <w:sz w:val="20"/>
+        </w:rPr>
+        <w:t>palavras_mascaradas</w:t>
+      </w:r>
+    </w:p>
+    <w:p>
+      <w:pPr>
+        <w:jc w:val="both"/>
+      </w:pPr>
+      <w:r>
+        <w:t xml:space="preserve">   (lista de </w:t>
+      </w:r>
+      <w:r>
+        <w:rPr>
+          <w:rFonts w:ascii="Consolas" w:hAnsi="Consolas"/>
+          <w:sz w:val="20"/>
+        </w:rPr>
+        <w:t>mascara</w:t>
+      </w:r>
+      <w:r>
+        <w:t xml:space="preserve"> → </w:t>
+      </w:r>
+      <w:r>
+        <w:rPr>
+          <w:rFonts w:ascii="Consolas" w:hAnsi="Consolas"/>
+          <w:sz w:val="20"/>
+        </w:rPr>
+        <w:t>restaurar_para</w:t>
+      </w:r>
+      <w:r>
+        <w:t xml:space="preserve">). Sem registro o G9 responde </w:t>
+      </w:r>
+      <w:r>
+        <w:rPr>
+          <w:rFonts w:ascii="Consolas" w:hAnsi="Consolas"/>
+          <w:sz w:val="20"/>
+        </w:rPr>
+        <w:t>N/A</w:t>
+      </w:r>
+      <w:r>
+        <w:t xml:space="preserve"> e a camada não existe</w:t>
+      </w:r>
+    </w:p>
+    <w:p>
+      <w:pPr>
+        <w:jc w:val="both"/>
+      </w:pPr>
+      <w:r>
+        <w:t xml:space="preserve">   oficialmente — não é derivado, é arquivo solto.</w:t>
+      </w:r>
+    </w:p>
+    <w:p>
+      <w:pPr>
+        <w:pStyle w:val="ListNumber"/>
+      </w:pPr>
+      <w:r>
+        <w:rPr>
+          <w:b/>
+        </w:rPr>
+        <w:t>Teto de divergência.</w:t>
+      </w:r>
+      <w:r>
+        <w:t xml:space="preserve"> O G9 mede divergência lexical derivado × bruto (palavras do bruto</w:t>
+      </w:r>
+    </w:p>
+    <w:p>
+      <w:pPr>
+        <w:jc w:val="both"/>
+      </w:pPr>
+      <w:r>
+        <w:t xml:space="preserve">   ausentes </w:t>
+      </w:r>
+      <w:r>
+        <w:rPr>
+          <w:b/>
+        </w:rPr>
+        <w:t>+</w:t>
+      </w:r>
+      <w:r>
+        <w:t xml:space="preserve"> palavras a mais, sobre o total das duas contagens). Acima do teto aquilo não é</w:t>
+      </w:r>
+    </w:p>
+    <w:p>
+      <w:pPr>
+        <w:jc w:val="both"/>
+      </w:pPr>
+      <w:r>
+        <w:t xml:space="preserve">   reescrita do mesmo áudio, é outro texto: a revisão volta ao bruto. Referência medida nesta</w:t>
+      </w:r>
+    </w:p>
+    <w:p>
+      <w:pPr>
+        <w:jc w:val="both"/>
+      </w:pPr>
+      <w:r>
+        <w:t xml:space="preserve">   transcrição: </w:t>
+      </w:r>
+      <w:r>
+        <w:rPr>
+          <w:b/>
+        </w:rPr>
+        <w:t>3,00%</w:t>
+      </w:r>
+      <w:r>
+        <w:t xml:space="preserve"> (18.806 × 18.815 palavras), com 93% dos </w:t>
+      </w:r>
+      <w:r>
+        <w:rPr>
+          <w:i/>
+        </w:rPr>
+        <w:t>hapax</w:t>
+      </w:r>
+      <w:r>
+        <w:t xml:space="preserve"> comuns e 9 de 16</w:t>
+      </w:r>
+    </w:p>
+    <w:p>
+      <w:pPr>
+        <w:jc w:val="both"/>
+      </w:pPr>
+      <w:r>
+        <w:t xml:space="preserve">   marcadores orais em contagem idêntica — é o mesmo ASR do YouTube sob uma camada de reescrita, não</w:t>
+      </w:r>
+    </w:p>
+    <w:p>
+      <w:pPr>
+        <w:jc w:val="both"/>
+      </w:pPr>
+      <w:r>
+        <w:t xml:space="preserve">   um segundo motor (ver </w:t>
+      </w:r>
+      <w:r>
+        <w:rPr>
+          <w:rFonts w:ascii="Consolas" w:hAnsi="Consolas"/>
+          <w:sz w:val="20"/>
+        </w:rPr>
+        <w:t>docs/pareceres/parecer-motor-stt.md</w:t>
+      </w:r>
+      <w:r>
+        <w:t>).</w:t>
+      </w:r>
+    </w:p>
+    <w:p>
+      <w:pPr>
+        <w:pStyle w:val="ListNumber"/>
+      </w:pPr>
+      <w:r>
+        <w:rPr>
+          <w:b/>
+        </w:rPr>
+        <w:t>Palavra mascarada se restaura do bruto, e o asterisco nunca chega à saída.</w:t>
+      </w:r>
+      <w:r>
+        <w:t xml:space="preserve"> Camadas de</w:t>
+      </w:r>
+    </w:p>
+    <w:p>
+      <w:pPr>
+        <w:jc w:val="both"/>
+      </w:pPr>
+      <w:r>
+        <w:t xml:space="preserve">   segurança de terceiros mascaram vocabulário (</w:t>
+      </w:r>
+      <w:r>
+        <w:rPr>
+          <w:rFonts w:ascii="Consolas" w:hAnsi="Consolas"/>
+          <w:sz w:val="20"/>
+        </w:rPr>
+        <w:t>merda</w:t>
+      </w:r>
+      <w:r>
+        <w:t xml:space="preserve"> → </w:t>
+      </w:r>
+      <w:r>
+        <w:rPr>
+          <w:rFonts w:ascii="Consolas" w:hAnsi="Consolas"/>
+          <w:sz w:val="20"/>
+        </w:rPr>
+        <w:t>m****</w:t>
+      </w:r>
+      <w:r>
+        <w:t xml:space="preserve">, </w:t>
+      </w:r>
+      <w:r>
+        <w:rPr>
+          <w:rFonts w:ascii="Consolas" w:hAnsi="Consolas"/>
+          <w:sz w:val="20"/>
+        </w:rPr>
+        <w:t>bandido</w:t>
+      </w:r>
+      <w:r>
+        <w:t xml:space="preserve"> → </w:t>
+      </w:r>
+      <w:r>
+        <w:rPr>
+          <w:rFonts w:ascii="Consolas" w:hAnsi="Consolas"/>
+          <w:sz w:val="20"/>
+        </w:rPr>
+        <w:t>b******</w:t>
+      </w:r>
+      <w:r>
+        <w:t>), inclusive</w:t>
+      </w:r>
+    </w:p>
+    <w:p>
+      <w:pPr>
+        <w:jc w:val="both"/>
+      </w:pPr>
+      <w:r>
+        <w:t xml:space="preserve">   em trecho teológico ("os europeus viam Jesus como um b</w:t>
+      </w:r>
+      <w:r>
+        <w:rPr>
+          <w:b/>
+        </w:rPr>
+        <w:t>*</w:t>
+      </w:r>
+      <w:r>
+        <w:t>*"). O revisor confere cada máscara no</w:t>
+      </w:r>
+    </w:p>
+    <w:p>
+      <w:pPr>
+        <w:jc w:val="both"/>
+      </w:pPr>
+      <w:r>
+        <w:t xml:space="preserve">   bruto, escreve a palavra real no bloco e registra o par no </w:t>
+      </w:r>
+      <w:r>
+        <w:rPr>
+          <w:rFonts w:ascii="Consolas" w:hAnsi="Consolas"/>
+          <w:sz w:val="20"/>
+        </w:rPr>
+        <w:t>metadados.yaml</w:t>
+      </w:r>
+      <w:r>
+        <w:t>. O G9 localiza as</w:t>
+      </w:r>
+    </w:p>
+    <w:p>
+      <w:pPr>
+        <w:jc w:val="both"/>
+      </w:pPr>
+      <w:r>
+        <w:t xml:space="preserve">   máscaras </w:t>
+      </w:r>
+      <w:r>
+        <w:rPr>
+          <w:b/>
+        </w:rPr>
+        <w:t>pelo contexto no bruto</w:t>
+      </w:r>
+      <w:r>
+        <w:t xml:space="preserve"> — não por comprimento+inicial, que dá falso positivo — e</w:t>
+      </w:r>
+    </w:p>
+    <w:p>
+      <w:pPr>
+        <w:jc w:val="both"/>
+      </w:pPr>
+      <w:r>
+        <w:t xml:space="preserve">   falha nos quatro modos de estragar: derivado trocado (sha256), divergência acima do teto, palavra</w:t>
+      </w:r>
+    </w:p>
+    <w:p>
+      <w:pPr>
+        <w:jc w:val="both"/>
+      </w:pPr>
+      <w:r>
+        <w:t xml:space="preserve">   não restaurada, asterisco no texto revisado, máscara sem registro.</w:t>
+      </w:r>
+    </w:p>
+    <w:p>
+      <w:pPr>
+        <w:pStyle w:val="ListNumber"/>
+      </w:pPr>
+      <w:r>
+        <w:rPr>
+          <w:b/>
+        </w:rPr>
+        <w:t>Onde começa o corpo</w:t>
+      </w:r>
+      <w:r>
+        <w:t xml:space="preserve"> tem uma resposta só, em </w:t>
+      </w:r>
+      <w:r>
+        <w:rPr>
+          <w:rFonts w:ascii="Consolas" w:hAnsi="Consolas"/>
+          <w:sz w:val="20"/>
+        </w:rPr>
+        <w:t>ferramentas/rc_leitura.py</w:t>
+      </w:r>
+      <w:r>
+        <w:t>: (i) marcador</w:t>
+      </w:r>
+    </w:p>
+    <w:p>
+      <w:pPr>
+        <w:jc w:val="both"/>
+      </w:pPr>
+      <w:r>
+        <w:t xml:space="preserve">   </w:t>
+      </w:r>
+      <w:r>
+        <w:rPr>
+          <w:rFonts w:ascii="Consolas" w:hAnsi="Consolas"/>
+          <w:sz w:val="20"/>
+        </w:rPr>
+        <w:t>Transcrição Automática</w:t>
+      </w:r>
+      <w:r>
+        <w:t xml:space="preserve"> → corpo é o que vem depois dele; (ii) sem marcador, a linha mais longa,</w:t>
+      </w:r>
+    </w:p>
+    <w:p>
+      <w:pPr>
+        <w:jc w:val="both"/>
+      </w:pPr>
+      <w:r>
+        <w:t xml:space="preserve">   se cobrir ≥ 80% dos caracteres do arquivo; (iii) nada disso, o arquivo inteiro </w:t>
+      </w:r>
+      <w:r>
+        <w:rPr>
+          <w:b/>
+        </w:rPr>
+        <w:t>com aviso</w:t>
+      </w:r>
+    </w:p>
+    <w:p>
+      <w:pPr>
+        <w:jc w:val="both"/>
+      </w:pPr>
+      <w:r>
+        <w:t xml:space="preserve">   gravado em </w:t>
+      </w:r>
+      <w:r>
+        <w:rPr>
+          <w:rFonts w:ascii="Consolas" w:hAnsi="Consolas"/>
+          <w:sz w:val="20"/>
+        </w:rPr>
+        <w:t>metadados.yaml</w:t>
+      </w:r>
+      <w:r>
+        <w:t xml:space="preserve"> (</w:t>
+      </w:r>
+      <w:r>
+        <w:rPr>
+          <w:rFonts w:ascii="Consolas" w:hAnsi="Consolas"/>
+          <w:sz w:val="20"/>
+        </w:rPr>
+        <w:t>aviso_corpo</w:t>
+      </w:r>
+      <w:r>
+        <w:t xml:space="preserve">, </w:t>
+      </w:r>
+      <w:r>
+        <w:rPr>
+          <w:rFonts w:ascii="Consolas" w:hAnsi="Consolas"/>
+          <w:sz w:val="20"/>
+        </w:rPr>
+        <w:t>criterio_corpo</w:t>
+      </w:r>
+      <w:r>
+        <w:t>). Arquivo paragraphado não é mais</w:t>
+      </w:r>
+    </w:p>
+    <w:p>
+      <w:pPr>
+        <w:jc w:val="both"/>
+      </w:pPr>
+      <w:r>
+        <w:t xml:space="preserve">   medido como se o corpo fosse o parágrafo mais longo — nesse erro silencioso o derivado desta</w:t>
+      </w:r>
+    </w:p>
+    <w:p>
+      <w:pPr>
+        <w:jc w:val="both"/>
+      </w:pPr>
+      <w:r>
+        <w:t xml:space="preserve">   transcrição teria 771 palavras em vez de 18.815, com o QA verde.</w:t>
+      </w:r>
+    </w:p>
+    <w:p>
+      <w:pPr>
+        <w:pStyle w:val="ListNumber"/>
+      </w:pPr>
+      <w:r>
+        <w:rPr>
+          <w:b/>
+        </w:rPr>
+        <w:t>Duas réguas de contagem coexistem</w:t>
+      </w:r>
+      <w:r>
+        <w:t xml:space="preserve"> e nenhuma está errada: </w:t>
+      </w:r>
+      <w:r>
+        <w:rPr>
+          <w:rFonts w:ascii="Consolas" w:hAnsi="Consolas"/>
+          <w:sz w:val="20"/>
+        </w:rPr>
+        <w:t>rc_leitura</w:t>
+      </w:r>
+      <w:r>
+        <w:t xml:space="preserve"> conta palavras por</w:t>
+      </w:r>
+    </w:p>
+    <w:p>
+      <w:pPr>
+        <w:jc w:val="both"/>
+      </w:pPr>
+      <w:r>
+        <w:t xml:space="preserve">   </w:t>
+      </w:r>
+      <w:r>
+        <w:rPr>
+          <w:rFonts w:ascii="Consolas" w:hAnsi="Consolas"/>
+          <w:sz w:val="20"/>
+        </w:rPr>
+        <w:t>PALAVRA_RE</w:t>
+      </w:r>
+      <w:r>
+        <w:t xml:space="preserve"> (</w:t>
+      </w:r>
+      <w:r>
+        <w:rPr>
+          <w:rFonts w:ascii="Consolas" w:hAnsi="Consolas"/>
+          <w:sz w:val="20"/>
+        </w:rPr>
+        <w:t>[\wÀ-ÿ']+</w:t>
+      </w:r>
+      <w:r>
+        <w:t xml:space="preserve">, que separa em hífen e barra) e é a régua do </w:t>
+      </w:r>
+      <w:r>
+        <w:rPr>
+          <w:rFonts w:ascii="Consolas" w:hAnsi="Consolas"/>
+          <w:sz w:val="20"/>
+        </w:rPr>
+        <w:t>metadados.yaml</w:t>
+      </w:r>
+    </w:p>
+    <w:p>
+      <w:pPr>
+        <w:jc w:val="both"/>
+      </w:pPr>
+      <w:r>
+        <w:t xml:space="preserve">   (18.806 no bruto); </w:t>
+      </w:r>
+      <w:r>
+        <w:rPr>
+          <w:rFonts w:ascii="Consolas" w:hAnsi="Consolas"/>
+          <w:sz w:val="20"/>
+        </w:rPr>
+        <w:t>rc_diagnostico</w:t>
+      </w:r>
+      <w:r>
+        <w:t xml:space="preserve"> conta por </w:t>
+      </w:r>
+      <w:r>
+        <w:rPr>
+          <w:rFonts w:ascii="Consolas" w:hAnsi="Consolas"/>
+          <w:sz w:val="20"/>
+        </w:rPr>
+        <w:t>split()</w:t>
+      </w:r>
+      <w:r>
+        <w:t xml:space="preserve"> (18.781 no mesmo corpo). A divergência do</w:t>
+      </w:r>
+    </w:p>
+    <w:p>
+      <w:pPr>
+        <w:jc w:val="both"/>
+      </w:pPr>
+      <w:r>
+        <w:t xml:space="preserve">   item 3 é imune a isso porque compara bruto e derivado </w:t>
+      </w:r>
+      <w:r>
+        <w:rPr>
+          <w:b/>
+        </w:rPr>
+        <w:t>com a mesma régua</w:t>
+      </w:r>
+      <w:r>
+        <w:t>. Qualquer número</w:t>
+      </w:r>
+    </w:p>
+    <w:p>
+      <w:pPr>
+        <w:jc w:val="both"/>
+      </w:pPr>
+      <w:r>
+        <w:t xml:space="preserve">   citado em relatório deve dizer de qual instrumento veio.</w:t>
+      </w:r>
+    </w:p>
+    <w:p>
+      <w:pPr>
+        <w:pStyle w:val="ListNumber"/>
+      </w:pPr>
+      <w:r>
+        <w:t>Nomes ASCII, sem espaço e sem acento (Plano de Organização). O cabeçalho do vídeo (título, canal,</w:t>
+      </w:r>
+    </w:p>
+    <w:p>
+      <w:pPr>
+        <w:jc w:val="both"/>
+      </w:pPr>
+      <w:r>
+        <w:t xml:space="preserve">   URL) fica </w:t>
+      </w:r>
+      <w:r>
+        <w:rPr>
+          <w:b/>
+        </w:rPr>
+        <w:t>fora</w:t>
+      </w:r>
+      <w:r>
+        <w:t xml:space="preserve"> do corpo e fora do produto (§1.2).</w:t>
+      </w:r>
+    </w:p>
+    <w:p>
+      <w:pPr>
         <w:pStyle w:val="Heading2"/>
         <w:keepNext/>
         <w:spacing w:before="200"/>
@@ -6811,6 +7763,174 @@
     </w:p>
     <w:p>
       <w:pPr>
+        <w:ind w:left="480"/>
+      </w:pPr>
+      <w:r>
+        <w:rPr>
+          <w:b/>
+          <w:i/>
+          <w:color w:val="555555"/>
+        </w:rPr>
+        <w:t>Atualizado em 16/09/2026.</w:t>
+      </w:r>
+      <w:r>
+        <w:rPr>
+          <w:i/>
+          <w:color w:val="555555"/>
+        </w:rPr>
+        <w:t xml:space="preserve"> Havendo </w:t>
+      </w:r>
+      <w:r>
+        <w:rPr>
+          <w:b/>
+          <w:i/>
+          <w:color w:val="555555"/>
+        </w:rPr>
+        <w:t>derivado pontuado</w:t>
+      </w:r>
+      <w:r>
+        <w:rPr>
+          <w:i/>
+          <w:color w:val="555555"/>
+        </w:rPr>
+        <w:t xml:space="preserve"> (§2.6), pontuação e segmentação vêm</w:t>
+      </w:r>
+    </w:p>
+    <w:p>
+      <w:pPr>
+        <w:ind w:left="480"/>
+      </w:pPr>
+      <w:r>
+        <w:rPr>
+          <w:i/>
+          <w:color w:val="555555"/>
+        </w:rPr>
+        <w:t xml:space="preserve">prontas dele e esta seção deixa de ser </w:t>
+      </w:r>
+      <w:r>
+        <w:rPr>
+          <w:i/>
+          <w:color w:val="555555"/>
+        </w:rPr>
+        <w:t>criação</w:t>
+      </w:r>
+      <w:r>
+        <w:rPr>
+          <w:i/>
+          <w:color w:val="555555"/>
+        </w:rPr>
+        <w:t xml:space="preserve"> para ser </w:t>
+      </w:r>
+      <w:r>
+        <w:rPr>
+          <w:b/>
+          <w:i/>
+          <w:color w:val="555555"/>
+        </w:rPr>
+        <w:t>conferência</w:t>
+      </w:r>
+      <w:r>
+        <w:rPr>
+          <w:i/>
+          <w:color w:val="555555"/>
+        </w:rPr>
+        <w:t>: o padrão passa a ser</w:t>
+      </w:r>
+    </w:p>
+    <w:p>
+      <w:pPr>
+        <w:ind w:left="480"/>
+      </w:pPr>
+      <w:r>
+        <w:rPr>
+          <w:i/>
+          <w:color w:val="555555"/>
+        </w:rPr>
+        <w:t>aceitar a pontuação nativa e intervir só com motivo. Sem derivado, as regras abaixo continuam</w:t>
+      </w:r>
+    </w:p>
+    <w:p>
+      <w:pPr>
+        <w:ind w:left="480"/>
+      </w:pPr>
+      <w:r>
+        <w:rPr>
+          <w:i/>
+          <w:color w:val="555555"/>
+        </w:rPr>
+        <w:t>sendo o trabalho manual, na íntegra. Foi essa a razão da adoção do texto pontuado como camada de</w:t>
+      </w:r>
+    </w:p>
+    <w:p>
+      <w:pPr>
+        <w:ind w:left="480"/>
+      </w:pPr>
+      <w:r>
+        <w:rPr>
+          <w:i/>
+          <w:color w:val="555555"/>
+        </w:rPr>
+        <w:t>trabalho: mediana de sentença 331 → 11 palavras, maior sentença 2.604 → 75, segmentos 8 → 295</w:t>
+      </w:r>
+    </w:p>
+    <w:p>
+      <w:pPr>
+        <w:ind w:left="480"/>
+      </w:pPr>
+      <w:r>
+        <w:rPr>
+          <w:i/>
+          <w:color w:val="555555"/>
+        </w:rPr>
+        <w:t xml:space="preserve">(295 são as linhas não vazias do arquivo inteiro, cabeçalho incluído — a régua do </w:t>
+      </w:r>
+      <w:r>
+        <w:rPr>
+          <w:rFonts w:ascii="Consolas" w:hAnsi="Consolas"/>
+          <w:i/>
+          <w:color w:val="555555"/>
+          <w:sz w:val="20"/>
+        </w:rPr>
+        <w:t>rc_perfil_stt</w:t>
+      </w:r>
+      <w:r>
+        <w:rPr>
+          <w:i/>
+          <w:color w:val="555555"/>
+        </w:rPr>
+        <w:t>;</w:t>
+      </w:r>
+    </w:p>
+    <w:p>
+      <w:pPr>
+        <w:ind w:left="480"/>
+      </w:pPr>
+      <w:r>
+        <w:rPr>
+          <w:i/>
+          <w:color w:val="555555"/>
+        </w:rPr>
+        <w:t xml:space="preserve">só o corpo são 287, pela do </w:t>
+      </w:r>
+      <w:r>
+        <w:rPr>
+          <w:rFonts w:ascii="Consolas" w:hAnsi="Consolas"/>
+          <w:i/>
+          <w:color w:val="555555"/>
+          <w:sz w:val="20"/>
+        </w:rPr>
+        <w:t>rc_leitura</w:t>
+      </w:r>
+      <w:r>
+        <w:rPr>
+          <w:i/>
+          <w:color w:val="555555"/>
+        </w:rPr>
+        <w:t>).</w:t>
+      </w:r>
+    </w:p>
+    <w:p>
+      <w:pPr>
         <w:jc w:val="both"/>
       </w:pPr>
       <w:r>
@@ -6820,10 +7940,30 @@
         <w:rPr>
           <w:b/>
         </w:rPr>
-        <w:t>18.781 palavras em 1 parágrafo, com 1 vírgula e 19 pontos</w:t>
-      </w:r>
-      <w:r>
-        <w:t xml:space="preserve"> (73 dois-pontos, 117 aspas). A segmentação é, portanto, a maior parte do trabalho.</w:t>
+        <w:t>18.806 palavras em 1 parágrafo, com 1 vírgula e 15 pontos</w:t>
+      </w:r>
+      <w:r>
+        <w:t xml:space="preserve"> (71 dois-pontos, 117 aspas) — régua do </w:t>
+      </w:r>
+      <w:r>
+        <w:rPr>
+          <w:rFonts w:ascii="Consolas" w:hAnsi="Consolas"/>
+          <w:sz w:val="20"/>
+        </w:rPr>
+        <w:t>rc_leitura</w:t>
+      </w:r>
+      <w:r>
+        <w:t xml:space="preserve">; o </w:t>
+      </w:r>
+      <w:r>
+        <w:rPr>
+          <w:rFonts w:ascii="Consolas" w:hAnsi="Consolas"/>
+          <w:sz w:val="20"/>
+        </w:rPr>
+        <w:t>rc_diagnostico</w:t>
+      </w:r>
+      <w:r>
+        <w:t xml:space="preserve"> reporta 18.781 na sua régua própria (§2.6, item 6). Sem derivado, a segmentação é a maior parte do trabalho.</w:t>
       </w:r>
     </w:p>
     <w:p>
@@ -6925,6 +8065,55 @@
       </w:r>
       <w:r>
         <w:t xml:space="preserve"> onde já há conjunção coordenativa; nunca reescrever a ordem.</w:t>
+      </w:r>
+    </w:p>
+    <w:p>
+      <w:pPr>
+        <w:pStyle w:val="ListNumber"/>
+      </w:pPr>
+      <w:r>
+        <w:rPr>
+          <w:b/>
+        </w:rPr>
+        <w:t>Nenhuma intervenção de pontuação pode alterar palavra</w:t>
+      </w:r>
+      <w:r>
+        <w:t xml:space="preserve"> (com derivado). Pontuar é o trabalho; reescrever é censura — foi assim que a camada de reescrita zerou a variante RC-954 ("expiação </w:t>
+      </w:r>
+      <w:r>
+        <w:rPr>
+          <w:b/>
+        </w:rPr>
+        <w:t>e</w:t>
+      </w:r>
+      <w:r>
+        <w:t xml:space="preserve"> provas" → "</w:t>
+      </w:r>
+      <w:r>
+        <w:rPr>
+          <w:b/>
+        </w:rPr>
+        <w:t>em</w:t>
+      </w:r>
+      <w:r>
+        <w:t xml:space="preserve"> provas") e trocou "calmeias" por "colmeias" em 1 de 2 ocorrências. Palavra que muda sem registro é o que o G9 chama de divergência, e ela tem teto (§2.6, item 3).</w:t>
+      </w:r>
+    </w:p>
+    <w:p>
+      <w:pPr>
+        <w:pStyle w:val="ListNumber"/>
+      </w:pPr>
+      <w:r>
+        <w:t xml:space="preserve">A métrica de aceite da </w:t>
+      </w:r>
+      <w:r>
+        <w:rPr>
+          <w:b/>
+        </w:rPr>
+        <w:t>saída</w:t>
+      </w:r>
+      <w:r>
+        <w:t xml:space="preserve"> continua valendo: ≥ 1 vírgula a cada 25 palavras, medida no produto revisado (§14), nunca no bruto.</w:t>
       </w:r>
     </w:p>
     <w:p>
@@ -6941,6 +8130,174 @@
           <w:sz w:val="24"/>
         </w:rPr>
         <w:t>9. Diarização — opção B (rótulos inferidos explícitos)</w:t>
+      </w:r>
+    </w:p>
+    <w:p>
+      <w:pPr>
+        <w:ind w:left="480"/>
+      </w:pPr>
+      <w:r>
+        <w:rPr>
+          <w:b/>
+          <w:i/>
+          <w:color w:val="555555"/>
+        </w:rPr>
+        <w:t>Atualizado em 16/09/2026.</w:t>
+      </w:r>
+      <w:r>
+        <w:rPr>
+          <w:i/>
+          <w:color w:val="555555"/>
+        </w:rPr>
+        <w:t xml:space="preserve"> O derivado pontuado já </w:t>
+      </w:r>
+      <w:r>
+        <w:rPr>
+          <w:b/>
+          <w:i/>
+          <w:color w:val="555555"/>
+        </w:rPr>
+        <w:t>segmenta por turno de fala</w:t>
+      </w:r>
+      <w:r>
+        <w:rPr>
+          <w:i/>
+          <w:color w:val="555555"/>
+        </w:rPr>
+        <w:t xml:space="preserve"> (287</w:t>
+      </w:r>
+    </w:p>
+    <w:p>
+      <w:pPr>
+        <w:ind w:left="480"/>
+      </w:pPr>
+      <w:r>
+        <w:rPr>
+          <w:i/>
+          <w:color w:val="555555"/>
+        </w:rPr>
+        <w:t>segmentos de corpo contra 1 parágrafo no bruto), então a diarização deixa de exigir que o revisor descubra onde</w:t>
+      </w:r>
+    </w:p>
+    <w:p>
+      <w:pPr>
+        <w:ind w:left="480"/>
+      </w:pPr>
+      <w:r>
+        <w:rPr>
+          <w:i/>
+          <w:color w:val="555555"/>
+        </w:rPr>
+        <w:t xml:space="preserve">começa cada fala: a fronteira vem dada. O que continua sendo trabalho da casa é </w:t>
+      </w:r>
+      <w:r>
+        <w:rPr>
+          <w:b/>
+          <w:i/>
+          <w:color w:val="555555"/>
+        </w:rPr>
+        <w:t>nomear</w:t>
+      </w:r>
+      <w:r>
+        <w:rPr>
+          <w:i/>
+          <w:color w:val="555555"/>
+        </w:rPr>
+        <w:t xml:space="preserve"> o</w:t>
+      </w:r>
+    </w:p>
+    <w:p>
+      <w:pPr>
+        <w:ind w:left="480"/>
+      </w:pPr>
+      <w:r>
+        <w:rPr>
+          <w:i/>
+          <w:color w:val="555555"/>
+        </w:rPr>
+        <w:t>falante, por inferência — o derivado não sabe quem é quem. A forma do rótulo também mudou,</w:t>
+      </w:r>
+    </w:p>
+    <w:p>
+      <w:pPr>
+        <w:ind w:left="480"/>
+      </w:pPr>
+      <w:r>
+        <w:rPr>
+          <w:i/>
+          <w:color w:val="555555"/>
+        </w:rPr>
+        <w:t xml:space="preserve">conforme despacho do Comandante: </w:t>
+      </w:r>
+      <w:r>
+        <w:rPr>
+          <w:b/>
+          <w:i/>
+          <w:color w:val="555555"/>
+        </w:rPr>
+        <w:t>negrito inline no início do parágrafo do turno</w:t>
+      </w:r>
+      <w:r>
+        <w:rPr>
+          <w:i/>
+          <w:color w:val="555555"/>
+        </w:rPr>
+        <w:t>, e não mais</w:t>
+      </w:r>
+    </w:p>
+    <w:p>
+      <w:pPr>
+        <w:ind w:left="480"/>
+      </w:pPr>
+      <w:r>
+        <w:rPr>
+          <w:i/>
+          <w:color w:val="555555"/>
+        </w:rPr>
+        <w:t>caixa alta em linha própria. O desvio praticado nos blocos 01–08 desta transcrição fica assim</w:t>
+      </w:r>
+    </w:p>
+    <w:p>
+      <w:pPr>
+        <w:ind w:left="480"/>
+      </w:pPr>
+      <w:r>
+        <w:rPr>
+          <w:i/>
+          <w:color w:val="555555"/>
+        </w:rPr>
+        <w:t>incorporado à norma.</w:t>
+      </w:r>
+    </w:p>
+    <w:p>
+      <w:pPr>
+        <w:jc w:val="both"/>
+      </w:pPr>
+      <w:r>
+        <w:t>Forma vigente:</w:t>
+      </w:r>
+    </w:p>
+    <w:p>
+      <w:pPr>
+        <w:ind w:left="360"/>
+      </w:pPr>
+      <w:r>
+        <w:rPr>
+          <w:rFonts w:ascii="Consolas" w:hAnsi="Consolas"/>
+          <w:sz w:val="18"/>
+        </w:rPr>
+        <w:t>**[GURU DE MALÁ]** Então você acha que a gente tá vivendo um choque de realidade?</w:t>
+        <w:br/>
+        <w:br/>
+        <w:t>**[JAN VAL ELLAM]** Tá. E não é de hoje.</w:t>
+      </w:r>
+    </w:p>
+    <w:p>
+      <w:pPr>
+        <w:jc w:val="both"/>
+      </w:pPr>
+      <w:r>
+        <w:t>Forma anterior (aceita em material já publicado, não usar em revisão nova):</w:t>
       </w:r>
     </w:p>
     <w:p>
@@ -6971,7 +8328,46 @@
         <w:pStyle w:val="ListNumber"/>
       </w:pPr>
       <w:r>
-        <w:t>Rótulos em caixa alta, entre colchetes, em linha própria.</w:t>
+        <w:t xml:space="preserve">Rótulo em </w:t>
+      </w:r>
+      <w:r>
+        <w:rPr>
+          <w:b/>
+        </w:rPr>
+        <w:t>negrito inline</w:t>
+      </w:r>
+      <w:r>
+        <w:t xml:space="preserve">, entre colchetes, no início do parágrafo do turno — um parágrafo por turno, mesmo que a fala seja curta. Nomes de falantes desta transcrição, conforme despacho: </w:t>
+      </w:r>
+      <w:r>
+        <w:rPr>
+          <w:rFonts w:ascii="Consolas" w:hAnsi="Consolas"/>
+          <w:sz w:val="20"/>
+        </w:rPr>
+        <w:t>[GURU DE MALÁ]</w:t>
+      </w:r>
+      <w:r>
+        <w:t xml:space="preserve">, </w:t>
+      </w:r>
+      <w:r>
+        <w:rPr>
+          <w:rFonts w:ascii="Consolas" w:hAnsi="Consolas"/>
+          <w:sz w:val="20"/>
+        </w:rPr>
+        <w:t>[ALEXANDRE SHERMINATOR]</w:t>
+      </w:r>
+      <w:r>
+        <w:t xml:space="preserve">, </w:t>
+      </w:r>
+      <w:r>
+        <w:rPr>
+          <w:rFonts w:ascii="Consolas" w:hAnsi="Consolas"/>
+          <w:sz w:val="20"/>
+        </w:rPr>
+        <w:t>[JAN VAL ELLAM]</w:t>
+      </w:r>
+      <w:r>
+        <w:t>.</w:t>
       </w:r>
     </w:p>
     <w:p>
@@ -7029,7 +8425,7 @@
         <w:pStyle w:val="ListNumber"/>
       </w:pPr>
       <w:r>
-        <w:t>Rótulos não entram no texto falado: são metadados de leitura.</w:t>
+        <w:t>Rótulos não entram no texto falado: são metadados de leitura — por isso vão em negrito, fora do corpo da frase, e por isso o G2 não os confunde com conteúdo.</w:t>
       </w:r>
     </w:p>
     <w:p>
@@ -7058,6 +8454,33 @@
       </w:r>
       <w:r>
         <w:t xml:space="preserve"> — grafia conforme camada Externos.</w:t>
+      </w:r>
+    </w:p>
+    <w:p>
+      <w:pPr>
+        <w:pStyle w:val="ListNumber"/>
+      </w:pPr>
+      <w:r>
+        <w:t xml:space="preserve">A segmentação herdada do derivado é </w:t>
+      </w:r>
+      <w:r>
+        <w:rPr>
+          <w:b/>
+        </w:rPr>
+        <w:t>conferida</w:t>
+      </w:r>
+      <w:r>
+        <w:t xml:space="preserve">, não aceita às cegas: a mesma camada que acerta o turno também suprimiu "full megante" e trocou "cabeça" por "cadecia". Fronteira de turno duvidosa se resolve ouvindo; lacuna </w:t>
+      </w:r>
+      <w:r>
+        <w:rPr>
+          <w:rFonts w:ascii="Consolas" w:hAnsi="Consolas"/>
+          <w:sz w:val="20"/>
+        </w:rPr>
+        <w:t>[INAUDÍVEL]</w:t>
+      </w:r>
+      <w:r>
+        <w:t xml:space="preserve"> é decisão editorial do revisor (§12), não do derivado.</w:t>
       </w:r>
     </w:p>
     <w:p>
@@ -7893,6 +9316,101 @@
     </w:p>
     <w:p>
       <w:pPr>
+        <w:jc w:val="both"/>
+      </w:pPr>
+      <w:r>
+        <w:t xml:space="preserve">Havendo </w:t>
+      </w:r>
+      <w:r>
+        <w:rPr>
+          <w:b/>
+        </w:rPr>
+        <w:t>derivado</w:t>
+      </w:r>
+      <w:r>
+        <w:t xml:space="preserve"> (§2.6) — texto pontuado de outra ferramenta, por exemplo:</w:t>
+      </w:r>
+    </w:p>
+    <w:p>
+      <w:pPr>
+        <w:ind w:left="360"/>
+      </w:pPr>
+      <w:r>
+        <w:rPr>
+          <w:rFonts w:ascii="Consolas" w:hAnsi="Consolas"/>
+          <w:sz w:val="18"/>
+        </w:rPr>
+        <w:t># 3) colocar o derivado no lugar certo e registrá-lo: ele mora em 00-fonte/, nunca na raiz</w:t>
+        <w:br/>
+        <w:t>git mv Opcao-B.txt transcricoes/&lt;slug&gt;/00-fonte/transcricao-pontuada.txt</w:t>
+        <w:br/>
+        <w:t>sha256sum transcricoes/&lt;slug&gt;/00-fonte/transcricao-pontuada.txt   # -&gt; derivado.sha256 no metadados.yaml</w:t>
+        <w:br/>
+        <w:br/>
+        <w:t># 4) conferir a camada de trabalho ANTES de revisar uma linha sequer</w:t>
+        <w:br/>
+        <w:t>python ferramentas/rc_qa.py transcricoes/&lt;slug&gt; --portao G9</w:t>
+      </w:r>
+    </w:p>
+    <w:p>
+      <w:pPr>
+        <w:jc w:val="both"/>
+      </w:pPr>
+      <w:r>
+        <w:t>O G9 na preparação responde três perguntas de uma vez: o derivado é o arquivo registrado (sha256),</w:t>
+      </w:r>
+    </w:p>
+    <w:p>
+      <w:pPr>
+        <w:jc w:val="both"/>
+      </w:pPr>
+      <w:r>
+        <w:t>ele é o mesmo áudio (divergência ≤ teto) e o que ele mascarou está mapeado. Rodar isso depois de</w:t>
+      </w:r>
+    </w:p>
+    <w:p>
+      <w:pPr>
+        <w:jc w:val="both"/>
+      </w:pPr>
+      <w:r>
+        <w:t>revisar oito blocos custa caro; rodar antes custa dez segundos. As máscaras que o G9 listar vão para</w:t>
+      </w:r>
+    </w:p>
+    <w:p>
+      <w:pPr>
+        <w:jc w:val="both"/>
+      </w:pPr>
+      <w:r>
+        <w:rPr>
+          <w:rFonts w:ascii="Consolas" w:hAnsi="Consolas"/>
+          <w:sz w:val="20"/>
+        </w:rPr>
+        <w:t>derivado.palavras_mascaradas</w:t>
+      </w:r>
+      <w:r>
+        <w:t xml:space="preserve"> no </w:t>
+      </w:r>
+      <w:r>
+        <w:rPr>
+          <w:rFonts w:ascii="Consolas" w:hAnsi="Consolas"/>
+          <w:sz w:val="20"/>
+        </w:rPr>
+        <w:t>metadados.yaml</w:t>
+      </w:r>
+      <w:r>
+        <w:t xml:space="preserve"> com a palavra do bruto ao lado — é a lista de</w:t>
+      </w:r>
+    </w:p>
+    <w:p>
+      <w:pPr>
+        <w:jc w:val="both"/>
+      </w:pPr>
+      <w:r>
+        <w:t>Find&amp;Replace que deixa de ser manual.</w:t>
+      </w:r>
+    </w:p>
+    <w:p>
+      <w:pPr>
         <w:pStyle w:val="Heading3"/>
         <w:keepNext/>
         <w:spacing w:before="200"/>
@@ -8016,7 +9534,7 @@
         <w:pStyle w:val="ListNumber"/>
       </w:pPr>
       <w:r>
-        <w:t>Segmentar parágrafos e pontuar (§8); diarizar (§9); podar disfluência leve (§10).</w:t>
+        <w:t>Segmentar parágrafos e pontuar (§8); diarizar (§9); podar disfluência leve (§10). Com derivado (§2.6), os três já vêm prontos: conferem-se, restaurando do bruto toda palavra mascarada que cair no bloco.</w:t>
       </w:r>
     </w:p>
     <w:p>
@@ -8645,6 +10163,182 @@
           </w:p>
         </w:tc>
       </w:tr>
+      <w:tr>
+        <w:tc>
+          <w:tcPr>
+            <w:tcW w:type="dxa" w:w="2880"/>
+          </w:tcPr>
+          <w:p>
+            <w:r/>
+            <w:r>
+              <w:rPr>
+                <w:sz w:val="20"/>
+              </w:rPr>
+              <w:t>Divergência lexical derivado × bruto</w:t>
+            </w:r>
+          </w:p>
+        </w:tc>
+        <w:tc>
+          <w:tcPr>
+            <w:tcW w:type="dxa" w:w="2880"/>
+          </w:tcPr>
+          <w:p>
+            <w:r/>
+            <w:r>
+              <w:rPr>
+                <w:sz w:val="20"/>
+              </w:rPr>
+              <w:t>≤ derivado.divergencia_maxima (padrão 0,05)</w:t>
+            </w:r>
+          </w:p>
+        </w:tc>
+        <w:tc>
+          <w:tcPr>
+            <w:tcW w:type="dxa" w:w="2880"/>
+          </w:tcPr>
+          <w:p>
+            <w:r/>
+            <w:r>
+              <w:rPr>
+                <w:sz w:val="20"/>
+              </w:rPr>
+              <w:t>portão G9</w:t>
+            </w:r>
+          </w:p>
+        </w:tc>
+      </w:tr>
+      <w:tr>
+        <w:tc>
+          <w:tcPr>
+            <w:tcW w:type="dxa" w:w="2880"/>
+          </w:tcPr>
+          <w:p>
+            <w:r/>
+            <w:r>
+              <w:rPr>
+                <w:sz w:val="20"/>
+              </w:rPr>
+              <w:t>Palavra mascarada no derivado sem restauração</w:t>
+            </w:r>
+          </w:p>
+        </w:tc>
+        <w:tc>
+          <w:tcPr>
+            <w:tcW w:type="dxa" w:w="2880"/>
+          </w:tcPr>
+          <w:p>
+            <w:r/>
+            <w:r>
+              <w:rPr>
+                <w:sz w:val="20"/>
+              </w:rPr>
+              <w:t>0</w:t>
+            </w:r>
+          </w:p>
+        </w:tc>
+        <w:tc>
+          <w:tcPr>
+            <w:tcW w:type="dxa" w:w="2880"/>
+          </w:tcPr>
+          <w:p>
+            <w:r/>
+            <w:r>
+              <w:rPr>
+                <w:sz w:val="20"/>
+              </w:rPr>
+              <w:t>portão G9</w:t>
+            </w:r>
+          </w:p>
+        </w:tc>
+      </w:tr>
+      <w:tr>
+        <w:tc>
+          <w:tcPr>
+            <w:tcW w:type="dxa" w:w="2880"/>
+          </w:tcPr>
+          <w:p>
+            <w:r/>
+            <w:r>
+              <w:rPr>
+                <w:sz w:val="20"/>
+              </w:rPr>
+              <w:t>Asterisco de censura na saída (20-blocos/, 30-produto/)</w:t>
+            </w:r>
+          </w:p>
+        </w:tc>
+        <w:tc>
+          <w:tcPr>
+            <w:tcW w:type="dxa" w:w="2880"/>
+          </w:tcPr>
+          <w:p>
+            <w:r/>
+            <w:r>
+              <w:rPr>
+                <w:sz w:val="20"/>
+              </w:rPr>
+              <w:t>0</w:t>
+            </w:r>
+          </w:p>
+        </w:tc>
+        <w:tc>
+          <w:tcPr>
+            <w:tcW w:type="dxa" w:w="2880"/>
+          </w:tcPr>
+          <w:p>
+            <w:r/>
+            <w:r>
+              <w:rPr>
+                <w:sz w:val="20"/>
+              </w:rPr>
+              <w:t>portão G9; grep -c '\\\\'</w:t>
+            </w:r>
+          </w:p>
+        </w:tc>
+      </w:tr>
+      <w:tr>
+        <w:tc>
+          <w:tcPr>
+            <w:tcW w:type="dxa" w:w="2880"/>
+          </w:tcPr>
+          <w:p>
+            <w:r/>
+            <w:r>
+              <w:rPr>
+                <w:sz w:val="20"/>
+              </w:rPr>
+              <w:t>Derivado sem sha256 registrado</w:t>
+            </w:r>
+          </w:p>
+        </w:tc>
+        <w:tc>
+          <w:tcPr>
+            <w:tcW w:type="dxa" w:w="2880"/>
+          </w:tcPr>
+          <w:p>
+            <w:r/>
+            <w:r>
+              <w:rPr>
+                <w:sz w:val="20"/>
+              </w:rPr>
+              <w:t>0</w:t>
+            </w:r>
+          </w:p>
+        </w:tc>
+        <w:tc>
+          <w:tcPr>
+            <w:tcW w:type="dxa" w:w="2880"/>
+          </w:tcPr>
+          <w:p>
+            <w:r/>
+            <w:r>
+              <w:rPr>
+                <w:sz w:val="20"/>
+              </w:rPr>
+              <w:t>portão G9</w:t>
+            </w:r>
+          </w:p>
+        </w:tc>
+      </w:tr>
     </w:tbl>
     <w:p/>
     <w:p>
@@ -9253,7 +10947,7 @@
               <w:rPr>
                 <w:sz w:val="20"/>
               </w:rPr>
-              <w:t>os oito portões de qualidade, por transcrição ou --tudo</w:t>
+              <w:t>os nove portões de qualidade, por transcrição ou --tudo</w:t>
             </w:r>
           </w:p>
         </w:tc>
@@ -9268,6 +10962,50 @@
                 <w:sz w:val="20"/>
               </w:rPr>
               <w:t>stdout, --json para o CI</w:t>
+            </w:r>
+          </w:p>
+        </w:tc>
+      </w:tr>
+      <w:tr>
+        <w:tc>
+          <w:tcPr>
+            <w:tcW w:type="dxa" w:w="2880"/>
+          </w:tcPr>
+          <w:p>
+            <w:r/>
+            <w:r>
+              <w:rPr>
+                <w:sz w:val="20"/>
+              </w:rPr>
+              <w:t>ferramentas/rc_leitura.py</w:t>
+            </w:r>
+          </w:p>
+        </w:tc>
+        <w:tc>
+          <w:tcPr>
+            <w:tcW w:type="dxa" w:w="2880"/>
+          </w:tcPr>
+          <w:p>
+            <w:r/>
+            <w:r>
+              <w:rPr>
+                <w:sz w:val="20"/>
+              </w:rPr>
+              <w:t>onde começa o corpo de um STT: critério único em cascata (§2.6, item 5), usado por rc_novo, rc_indice e rc_qa</w:t>
+            </w:r>
+          </w:p>
+        </w:tc>
+        <w:tc>
+          <w:tcPr>
+            <w:tcW w:type="dxa" w:w="2880"/>
+          </w:tcPr>
+          <w:p>
+            <w:r/>
+            <w:r>
+              <w:rPr>
+                <w:sz w:val="20"/>
+              </w:rPr>
+              <w:t>dict de medição + aviso quando precisa chutar</w:t>
             </w:r>
           </w:p>
         </w:tc>
@@ -9588,7 +11326,57 @@
         <w:ind w:left="360"/>
       </w:pPr>
       <w:r>
-        <w:t>18.781 palavras · 101.468 caracteres · 3.171 tipos lexicais · ≈125 minutos de áudio</w:t>
+        <w:t xml:space="preserve">18.781 palavras (régua </w:t>
+      </w:r>
+      <w:r>
+        <w:rPr>
+          <w:rFonts w:ascii="Consolas" w:hAnsi="Consolas"/>
+          <w:sz w:val="20"/>
+        </w:rPr>
+        <w:t>split()</w:t>
+      </w:r>
+      <w:r>
+        <w:t xml:space="preserve"> do </w:t>
+      </w:r>
+      <w:r>
+        <w:rPr>
+          <w:rFonts w:ascii="Consolas" w:hAnsi="Consolas"/>
+          <w:sz w:val="20"/>
+        </w:rPr>
+        <w:t>rc_diagnostico</w:t>
+      </w:r>
+      <w:r>
+        <w:t xml:space="preserve">; 18.806 na régua </w:t>
+      </w:r>
+      <w:r>
+        <w:rPr>
+          <w:rFonts w:ascii="Consolas" w:hAnsi="Consolas"/>
+          <w:sz w:val="20"/>
+        </w:rPr>
+        <w:t>PALAVRA_RE</w:t>
+      </w:r>
+      <w:r>
+        <w:t xml:space="preserve"> do </w:t>
+      </w:r>
+      <w:r>
+        <w:rPr>
+          <w:rFonts w:ascii="Consolas" w:hAnsi="Consolas"/>
+          <w:sz w:val="20"/>
+        </w:rPr>
+        <w:t>rc_leitura</w:t>
+      </w:r>
+      <w:r>
+        <w:t xml:space="preserve">, que é a gravada em </w:t>
+      </w:r>
+      <w:r>
+        <w:rPr>
+          <w:rFonts w:ascii="Consolas" w:hAnsi="Consolas"/>
+          <w:sz w:val="20"/>
+        </w:rPr>
+        <w:t>metadados.yaml</w:t>
+      </w:r>
+      <w:r>
+        <w:t xml:space="preserve"> — §2.6, item 6) · 101.468 caracteres · 3.171 tipos lexicais · ≈125 minutos de áudio</w:t>
       </w:r>
     </w:p>
     <w:p>
@@ -9597,7 +11385,7 @@
         <w:ind w:left="360"/>
       </w:pPr>
       <w:r>
-        <w:t>1 parágrafo · 1 vírgula · 19 pontos · 73 dois-pontos · 117 aspas</w:t>
+        <w:t>1 parágrafo · 1 vírgula · 15 pontos · 71 dois-pontos · 117 aspas</w:t>
       </w:r>
     </w:p>
     <w:p>
